--- a/shuhe-module-project/src/main/resources/templates/report/奇安信渗透测试复测模板.docx
+++ b/shuhe-module-project/src/main/resources/templates/report/奇安信渗透测试复测模板.docx
@@ -86,7 +86,7 @@
         <w:pStyle w:val="ad"/>
       </w:pPr>
       <w:r>
-        <w:t xml:space="preserve">{{title}}</w:t>
+        <w:t>{{title}}</w:t>
       </w:r>
     </w:p>
     <w:p>
@@ -141,7 +141,7 @@
           <w:noProof/>
         </w:rPr>
         <w:drawing>
-          <wp:anchor distT="0" distB="0" distL="114300" distR="114300" simplePos="0" relativeHeight="251659264" behindDoc="1" locked="0" layoutInCell="1" allowOverlap="1" wp14:anchorId="525487DC" wp14:editId="2F48257D">
+          <wp:anchor distT="0" distB="0" distL="114300" distR="114300" simplePos="0" relativeHeight="251659264" behindDoc="1" locked="0" layoutInCell="1" allowOverlap="1" wp14:anchorId="525487DC" wp14:editId="48F7A6CF">
             <wp:simplePos x="0" y="0"/>
             <wp:positionH relativeFrom="page">
               <wp:align>left</wp:align>
@@ -228,7 +228,7 @@
         <w:spacing w:line="300" w:lineRule="auto"/>
         <w:jc w:val="center"/>
         <w:rPr>
-          <w:rFonts w:eastAsia="Microsoft YaHei"/>
+          <w:rFonts w:eastAsia="微软雅黑"/>
           <w:sz w:val="52"/>
         </w:rPr>
       </w:pPr>
@@ -238,7 +238,7 @@
         <w:spacing w:line="300" w:lineRule="auto"/>
         <w:jc w:val="center"/>
         <w:rPr>
-          <w:rFonts w:eastAsia="Microsoft YaHei"/>
+          <w:rFonts w:eastAsia="微软雅黑"/>
           <w:sz w:val="52"/>
         </w:rPr>
       </w:pPr>
@@ -248,7 +248,7 @@
         <w:spacing w:line="300" w:lineRule="auto"/>
         <w:jc w:val="center"/>
         <w:rPr>
-          <w:rFonts w:eastAsia="Microsoft YaHei"/>
+          <w:rFonts w:eastAsia="微软雅黑"/>
           <w:sz w:val="52"/>
         </w:rPr>
       </w:pPr>
@@ -2321,37 +2321,64 @@
         <w:t>经</w:t>
       </w:r>
       <w:r>
+        <w:t>{{</w:t>
+      </w:r>
+      <w:proofErr w:type="spellStart"/>
+      <w:r>
+        <w:t>customerName</w:t>
+      </w:r>
+      <w:proofErr w:type="spellEnd"/>
+      <w:r>
+        <w:t>}}</w:t>
+      </w:r>
+      <w:r>
         <w:rPr>
           <w:rFonts w:hint="eastAsia"/>
         </w:rPr>
-        <w:t>{{title}}</w:t>
+        <w:t>授权，奇安信网神信息技术（北京）股份有限公司</w:t>
       </w:r>
       <w:r>
         <w:rPr>
           <w:rFonts w:hint="eastAsia"/>
         </w:rPr>
-        <w:t>授权，奇安信网神信息技术（北京）股份有限公司</w:t>
+        <w:t xml:space="preserve"> </w:t>
       </w:r>
       <w:r>
         <w:rPr>
           <w:rFonts w:hint="eastAsia"/>
         </w:rPr>
-        <w:t xml:space="preserve"> </w:t>
-      </w:r>
+        <w:t>{{</w:t>
+      </w:r>
+      <w:proofErr w:type="spellStart"/>
       <w:r>
         <w:rPr>
           <w:rFonts w:hint="eastAsia"/>
         </w:rPr>
-        <w:t>{{start_time}}</w:t>
-      </w:r>
+        <w:t>start_time</w:t>
+      </w:r>
+      <w:proofErr w:type="spellEnd"/>
       <w:r>
         <w:rPr>
           <w:rFonts w:hint="eastAsia"/>
         </w:rPr>
+        <w:t>}}</w:t>
+      </w:r>
+      <w:r>
+        <w:rPr>
+          <w:rFonts w:hint="eastAsia"/>
+        </w:rPr>
         <w:t>至</w:t>
       </w:r>
       <w:r>
-        <w:t>{{end_time}}</w:t>
+        <w:t>{{</w:t>
+      </w:r>
+      <w:proofErr w:type="spellStart"/>
+      <w:r>
+        <w:t>end_time</w:t>
+      </w:r>
+      <w:proofErr w:type="spellEnd"/>
+      <w:r>
+        <w:t>}}</w:t>
       </w:r>
       <w:r>
         <w:rPr>
@@ -2360,7 +2387,15 @@
         <w:t>对</w:t>
       </w:r>
       <w:r>
-        <w:t xml:space="preserve">{{targets_text}}</w:t>
+        <w:t>{{</w:t>
+      </w:r>
+      <w:proofErr w:type="spellStart"/>
+      <w:r>
+        <w:t>targets_text</w:t>
+      </w:r>
+      <w:proofErr w:type="spellEnd"/>
+      <w:r>
+        <w:t>}}</w:t>
       </w:r>
       <w:r>
         <w:rPr>
@@ -2372,7 +2407,7 @@
         <w:t>经过测试发现</w:t>
       </w:r>
       <w:r>
-        <w:t xml:space="preserve">{{targets_text}}</w:t>
+        <w:t>{{targets_text}}</w:t>
       </w:r>
       <w:r>
         <w:t>共存在安全</w:t>
@@ -2384,7 +2419,7 @@
         <w:t>漏洞</w:t>
       </w:r>
       <w:r>
-        <w:t xml:space="preserve">{{vul_total_number}}</w:t>
+        <w:t>{{vul_total_number}}</w:t>
       </w:r>
       <w:r>
         <w:t>个，其中</w:t>
@@ -2399,7 +2434,7 @@
         <w:rPr>
           <w:color w:val="FF0000"/>
         </w:rPr>
-        <w:t xml:space="preserve">{{high_risk_num}}</w:t>
+        <w:t>{{high_risk_num}}</w:t>
       </w:r>
       <w:r>
         <w:t>个，</w:t>
@@ -2414,7 +2449,7 @@
         <w:rPr>
           <w:color w:val="FFC000"/>
         </w:rPr>
-        <w:t xml:space="preserve">{{medium_risk_num}}</w:t>
+        <w:t>{{medium_risk_num}}</w:t>
       </w:r>
       <w:r>
         <w:t>个，</w:t>
@@ -2429,7 +2464,7 @@
         <w:rPr>
           <w:color w:val="00B050"/>
         </w:rPr>
-        <w:t xml:space="preserve">{{low_risk_num}}</w:t>
+        <w:t>{{low_risk_num}}</w:t>
       </w:r>
       <w:r>
         <w:t>个。</w:t>
@@ -2449,7 +2484,7 @@
     <w:p>
       <w:pPr>
         <w:pStyle w:val="14"/>
-        <w:ind w:firstLine="428"/>
+        <w:ind w:firstLine="422"/>
       </w:pPr>
       <w:r>
         <w:rPr>
@@ -2473,7 +2508,7 @@
         <w:rPr>
           <w:color w:val="FF0000"/>
         </w:rPr>
-        <w:t xml:space="preserve">{{high_risk_num}}</w:t>
+        <w:t>{{high_risk_num}}</w:t>
       </w:r>
       <w:r>
         <w:rPr>
@@ -2485,7 +2520,7 @@
     <w:p>
       <w:pPr>
         <w:pStyle w:val="14"/>
-        <w:ind w:firstLine="428"/>
+        <w:ind w:firstLine="422"/>
       </w:pPr>
       <w:r>
         <w:rPr>
@@ -2505,7 +2540,7 @@
         <w:rPr>
           <w:color w:val="FFC000"/>
         </w:rPr>
-        <w:t xml:space="preserve">{{medium_risk_num}}</w:t>
+        <w:t>{{medium_risk_num}}</w:t>
       </w:r>
       <w:r>
         <w:rPr>
@@ -2517,7 +2552,7 @@
     <w:p>
       <w:pPr>
         <w:pStyle w:val="14"/>
-        <w:ind w:firstLine="428"/>
+        <w:ind w:firstLine="422"/>
       </w:pPr>
       <w:r>
         <w:rPr>
@@ -2537,7 +2572,7 @@
         <w:rPr>
           <w:color w:val="00B050"/>
         </w:rPr>
-        <w:t xml:space="preserve">{{low_risk_num}}</w:t>
+        <w:t>{{low_risk_num}}</w:t>
       </w:r>
       <w:r>
         <w:rPr>
@@ -2603,7 +2638,7 @@
             <w:pPr>
               <w:pStyle w:val="-2"/>
               <w:rPr>
-                <w:rFonts w:ascii="Times New Roman" w:eastAsia="DengXian" w:hAnsi="Times New Roman"/>
+                <w:rFonts w:ascii="Times New Roman" w:eastAsia="等线" w:hAnsi="Times New Roman"/>
                 <w:sz w:val="22"/>
               </w:rPr>
             </w:pPr>
@@ -2780,7 +2815,7 @@
               <w:wordWrap/>
               <w:spacing w:line="300" w:lineRule="auto"/>
               <w:rPr>
-                <w:rFonts w:cs="SimSun"/>
+                <w:rFonts w:cs="宋体"/>
                 <w:b/>
                 <w:bCs/>
                 <w:color w:val="008000"/>
@@ -2789,10 +2824,10 @@
             </w:pPr>
             <w:r>
               <w:rPr>
-                <w:rFonts w:ascii="SimSun" w:hAnsi="SimSun" w:cs="SimSun" w:hint="eastAsia"/>
+                <w:rFonts w:ascii="宋体" w:hAnsi="宋体" w:cs="宋体" w:hint="eastAsia"/>
                 <w:color w:val="00B050"/>
               </w:rPr>
-              <w:t xml:space="preserve">{{check_SQL注入}}</w:t>
+              <w:t>{{check_SQL注入}}</w:t>
             </w:r>
           </w:p>
         </w:tc>
@@ -2894,7 +2929,7 @@
               <w:wordWrap/>
               <w:spacing w:line="300" w:lineRule="auto"/>
               <w:rPr>
-                <w:rFonts w:cs="SimSun"/>
+                <w:rFonts w:cs="宋体"/>
                 <w:b/>
                 <w:bCs/>
                 <w:color w:val="008000"/>
@@ -2903,10 +2938,10 @@
             </w:pPr>
             <w:r>
               <w:rPr>
-                <w:rFonts w:ascii="SimSun" w:hAnsi="SimSun" w:cs="SimSun" w:hint="eastAsia"/>
+                <w:rFonts w:ascii="宋体" w:hAnsi="宋体" w:cs="宋体" w:hint="eastAsia"/>
                 <w:color w:val="00B050"/>
               </w:rPr>
-              <w:t xml:space="preserve">{{check_XSS攻击}}</w:t>
+              <w:t>{{check_XSS攻击}}</w:t>
             </w:r>
           </w:p>
         </w:tc>
@@ -3014,16 +3049,16 @@
               <w:wordWrap/>
               <w:spacing w:line="300" w:lineRule="auto"/>
               <w:rPr>
-                <w:rFonts w:ascii="SimSun" w:hAnsi="SimSun" w:cs="SimSun"/>
+                <w:rFonts w:ascii="宋体" w:hAnsi="宋体" w:cs="宋体"/>
                 <w:color w:val="00B050"/>
               </w:rPr>
             </w:pPr>
             <w:r>
               <w:rPr>
-                <w:rFonts w:ascii="SimSun" w:hAnsi="SimSun" w:cs="SimSun" w:hint="eastAsia"/>
+                <w:rFonts w:ascii="宋体" w:hAnsi="宋体" w:cs="宋体" w:hint="eastAsia"/>
                 <w:color w:val="00B050"/>
               </w:rPr>
-              <w:t xml:space="preserve">{{check_XML外部实体注入}}</w:t>
+              <w:t>{{check_XML外部实体注入}}</w:t>
             </w:r>
           </w:p>
         </w:tc>
@@ -3125,7 +3160,7 @@
               <w:wordWrap/>
               <w:spacing w:line="300" w:lineRule="auto"/>
               <w:rPr>
-                <w:rFonts w:cs="SimSun"/>
+                <w:rFonts w:cs="宋体"/>
                 <w:b/>
                 <w:bCs/>
                 <w:color w:val="008000"/>
@@ -3134,10 +3169,10 @@
             </w:pPr>
             <w:r>
               <w:rPr>
-                <w:rFonts w:ascii="SimSun" w:hAnsi="SimSun" w:cs="SimSun" w:hint="eastAsia"/>
+                <w:rFonts w:ascii="宋体" w:hAnsi="宋体" w:cs="宋体" w:hint="eastAsia"/>
                 <w:color w:val="00B050"/>
               </w:rPr>
-              <w:t xml:space="preserve">{{check_CSRF攻击}}</w:t>
+              <w:t>{{check_CSRF攻击}}</w:t>
             </w:r>
           </w:p>
         </w:tc>
@@ -3240,7 +3275,7 @@
               <w:wordWrap/>
               <w:spacing w:line="300" w:lineRule="auto"/>
               <w:rPr>
-                <w:rFonts w:cs="SimSun"/>
+                <w:rFonts w:cs="宋体"/>
                 <w:b/>
                 <w:bCs/>
                 <w:color w:val="008000"/>
@@ -3249,10 +3284,10 @@
             </w:pPr>
             <w:r>
               <w:rPr>
-                <w:rFonts w:ascii="SimSun" w:hAnsi="SimSun" w:cs="SimSun" w:hint="eastAsia"/>
+                <w:rFonts w:ascii="宋体" w:hAnsi="宋体" w:cs="宋体" w:hint="eastAsia"/>
                 <w:color w:val="00B050"/>
               </w:rPr>
-              <w:t xml:space="preserve">{{check_SSRF服务器端请求伪造}}</w:t>
+              <w:t>{{check_SSRF服务器端请求伪造}}</w:t>
             </w:r>
           </w:p>
         </w:tc>
@@ -3351,10 +3386,10 @@
             </w:pPr>
             <w:r>
               <w:rPr>
-                <w:rFonts w:ascii="SimSun" w:hAnsi="SimSun" w:cs="SimSun" w:hint="eastAsia"/>
+                <w:rFonts w:ascii="宋体" w:hAnsi="宋体" w:cs="宋体" w:hint="eastAsia"/>
                 <w:color w:val="00B050"/>
               </w:rPr>
-              <w:t xml:space="preserve">{{check_文件上传漏洞}}</w:t>
+              <w:t>{{check_文件上传漏洞}}</w:t>
             </w:r>
           </w:p>
         </w:tc>
@@ -3444,7 +3479,7 @@
               <w:wordWrap/>
               <w:spacing w:line="300" w:lineRule="auto"/>
               <w:rPr>
-                <w:rFonts w:cs="SimSun"/>
+                <w:rFonts w:cs="宋体"/>
                 <w:b/>
                 <w:bCs/>
                 <w:color w:val="008000"/>
@@ -3453,10 +3488,10 @@
             </w:pPr>
             <w:r>
               <w:rPr>
-                <w:rFonts w:ascii="SimSun" w:hAnsi="SimSun" w:cs="SimSun" w:hint="eastAsia"/>
+                <w:rFonts w:ascii="宋体" w:hAnsi="宋体" w:cs="宋体" w:hint="eastAsia"/>
                 <w:color w:val="00B050"/>
               </w:rPr>
-              <w:t xml:space="preserve">{{check_任意文件下载}}</w:t>
+              <w:t>{{check_任意文件下载}}</w:t>
             </w:r>
           </w:p>
         </w:tc>
@@ -3546,7 +3581,7 @@
               <w:wordWrap/>
               <w:spacing w:line="300" w:lineRule="auto"/>
               <w:rPr>
-                <w:rFonts w:cs="SimSun"/>
+                <w:rFonts w:cs="宋体"/>
                 <w:b/>
                 <w:bCs/>
                 <w:color w:val="008000"/>
@@ -3555,10 +3590,10 @@
             </w:pPr>
             <w:r>
               <w:rPr>
-                <w:rFonts w:ascii="SimSun" w:hAnsi="SimSun" w:cs="SimSun" w:hint="eastAsia"/>
+                <w:rFonts w:ascii="宋体" w:hAnsi="宋体" w:cs="宋体" w:hint="eastAsia"/>
                 <w:color w:val="00B050"/>
               </w:rPr>
-              <w:t xml:space="preserve">{{check_目录遍历}}</w:t>
+              <w:t>{{check_目录遍历}}</w:t>
             </w:r>
           </w:p>
         </w:tc>
@@ -3669,7 +3704,7 @@
               <w:wordWrap/>
               <w:spacing w:line="300" w:lineRule="auto"/>
               <w:rPr>
-                <w:rFonts w:cs="SimSun"/>
+                <w:rFonts w:cs="宋体"/>
                 <w:b/>
                 <w:bCs/>
                 <w:color w:val="008000"/>
@@ -3678,10 +3713,10 @@
             </w:pPr>
             <w:r>
               <w:rPr>
-                <w:rFonts w:ascii="SimSun" w:hAnsi="SimSun" w:cs="SimSun" w:hint="eastAsia"/>
+                <w:rFonts w:ascii="宋体" w:hAnsi="宋体" w:cs="宋体" w:hint="eastAsia"/>
                 <w:color w:val="00B050"/>
               </w:rPr>
-              <w:t xml:space="preserve">{{check_源代码泄漏}}</w:t>
+              <w:t>{{check_源代码泄漏}}</w:t>
             </w:r>
           </w:p>
         </w:tc>
@@ -3771,7 +3806,7 @@
               <w:wordWrap/>
               <w:spacing w:line="300" w:lineRule="auto"/>
               <w:rPr>
-                <w:rFonts w:cs="SimSun"/>
+                <w:rFonts w:cs="宋体"/>
                 <w:b/>
                 <w:bCs/>
                 <w:color w:val="008000"/>
@@ -3780,10 +3815,10 @@
             </w:pPr>
             <w:r>
               <w:rPr>
-                <w:rFonts w:ascii="SimSun" w:hAnsi="SimSun" w:cs="SimSun" w:hint="eastAsia"/>
+                <w:rFonts w:ascii="宋体" w:hAnsi="宋体" w:cs="宋体" w:hint="eastAsia"/>
                 <w:color w:val="00B050"/>
               </w:rPr>
-              <w:t xml:space="preserve">{{check_信息泄露}}</w:t>
+              <w:t>{{check_信息泄露}}</w:t>
             </w:r>
           </w:p>
         </w:tc>
@@ -3879,7 +3914,7 @@
               <w:wordWrap/>
               <w:spacing w:line="300" w:lineRule="auto"/>
               <w:rPr>
-                <w:rFonts w:cs="SimSun"/>
+                <w:rFonts w:cs="宋体"/>
                 <w:b/>
                 <w:bCs/>
                 <w:color w:val="008000"/>
@@ -3888,10 +3923,10 @@
             </w:pPr>
             <w:r>
               <w:rPr>
-                <w:rFonts w:ascii="SimSun" w:hAnsi="SimSun" w:cs="SimSun" w:hint="eastAsia"/>
+                <w:rFonts w:ascii="宋体" w:hAnsi="宋体" w:cs="宋体" w:hint="eastAsia"/>
                 <w:color w:val="00B050"/>
               </w:rPr>
-              <w:t xml:space="preserve">{{check_CRLF注入}}</w:t>
+              <w:t>{{check_CRLF注入}}</w:t>
             </w:r>
           </w:p>
         </w:tc>
@@ -3981,7 +4016,7 @@
               <w:wordWrap/>
               <w:spacing w:line="300" w:lineRule="auto"/>
               <w:rPr>
-                <w:rFonts w:cs="SimSun"/>
+                <w:rFonts w:cs="宋体"/>
                 <w:b/>
                 <w:bCs/>
                 <w:color w:val="008000"/>
@@ -3990,10 +4025,10 @@
             </w:pPr>
             <w:r>
               <w:rPr>
-                <w:rFonts w:ascii="SimSun" w:hAnsi="SimSun" w:cs="SimSun" w:hint="eastAsia"/>
+                <w:rFonts w:ascii="宋体" w:hAnsi="宋体" w:cs="宋体" w:hint="eastAsia"/>
                 <w:color w:val="00B050"/>
               </w:rPr>
-              <w:t xml:space="preserve">{{check_命令注入}}</w:t>
+              <w:t>{{check_命令注入}}</w:t>
             </w:r>
           </w:p>
         </w:tc>
@@ -4090,7 +4125,7 @@
               <w:wordWrap/>
               <w:spacing w:line="300" w:lineRule="auto"/>
               <w:rPr>
-                <w:rFonts w:cs="SimSun"/>
+                <w:rFonts w:cs="宋体"/>
                 <w:b/>
                 <w:bCs/>
                 <w:color w:val="008000"/>
@@ -4099,10 +4134,10 @@
             </w:pPr>
             <w:r>
               <w:rPr>
-                <w:rFonts w:ascii="SimSun" w:hAnsi="SimSun" w:cs="SimSun" w:hint="eastAsia"/>
+                <w:rFonts w:ascii="宋体" w:hAnsi="宋体" w:cs="宋体" w:hint="eastAsia"/>
                 <w:color w:val="00B050"/>
               </w:rPr>
-              <w:t xml:space="preserve">{{check_未验证的重定向}}</w:t>
+              <w:t>{{check_未验证的重定向}}</w:t>
             </w:r>
           </w:p>
         </w:tc>
@@ -4198,7 +4233,7 @@
               <w:wordWrap/>
               <w:spacing w:line="300" w:lineRule="auto"/>
               <w:rPr>
-                <w:rFonts w:cs="SimSun"/>
+                <w:rFonts w:cs="宋体"/>
                 <w:b/>
                 <w:bCs/>
                 <w:color w:val="008000"/>
@@ -4207,10 +4242,10 @@
             </w:pPr>
             <w:r>
               <w:rPr>
-                <w:rFonts w:ascii="SimSun" w:hAnsi="SimSun" w:cs="SimSun" w:hint="eastAsia"/>
+                <w:rFonts w:ascii="宋体" w:hAnsi="宋体" w:cs="宋体" w:hint="eastAsia"/>
                 <w:color w:val="00B050"/>
               </w:rPr>
-              <w:t xml:space="preserve">{{check_JSON劫持}}</w:t>
+              <w:t>{{check_JSON劫持}}</w:t>
             </w:r>
           </w:p>
         </w:tc>
@@ -4300,7 +4335,7 @@
               <w:wordWrap/>
               <w:spacing w:line="300" w:lineRule="auto"/>
               <w:rPr>
-                <w:rFonts w:cs="SimSun"/>
+                <w:rFonts w:cs="宋体"/>
                 <w:b/>
                 <w:bCs/>
                 <w:color w:val="008000"/>
@@ -4309,10 +4344,10 @@
             </w:pPr>
             <w:r>
               <w:rPr>
-                <w:rFonts w:ascii="SimSun" w:hAnsi="SimSun" w:cs="SimSun" w:hint="eastAsia"/>
+                <w:rFonts w:ascii="宋体" w:hAnsi="宋体" w:cs="宋体" w:hint="eastAsia"/>
                 <w:color w:val="00B050"/>
               </w:rPr>
-              <w:t xml:space="preserve">{{check_不安全的第三方组件}}</w:t>
+              <w:t>{{check_不安全的第三方组件}}</w:t>
             </w:r>
           </w:p>
         </w:tc>
@@ -4414,7 +4449,7 @@
               <w:wordWrap/>
               <w:spacing w:line="300" w:lineRule="auto"/>
               <w:rPr>
-                <w:rFonts w:cs="SimSun"/>
+                <w:rFonts w:cs="宋体"/>
                 <w:b/>
                 <w:bCs/>
                 <w:color w:val="008000"/>
@@ -4423,10 +4458,10 @@
             </w:pPr>
             <w:r>
               <w:rPr>
-                <w:rFonts w:ascii="SimSun" w:hAnsi="SimSun" w:cs="SimSun" w:hint="eastAsia"/>
+                <w:rFonts w:ascii="宋体" w:hAnsi="宋体" w:cs="宋体" w:hint="eastAsia"/>
                 <w:color w:val="00B050"/>
               </w:rPr>
-              <w:t xml:space="preserve">{{check_不安全的文件包含}}</w:t>
+              <w:t>{{check_不安全的文件包含}}</w:t>
             </w:r>
           </w:p>
         </w:tc>
@@ -4517,7 +4552,7 @@
               <w:wordWrap/>
               <w:spacing w:line="300" w:lineRule="auto"/>
               <w:rPr>
-                <w:rFonts w:cs="SimSun"/>
+                <w:rFonts w:cs="宋体"/>
                 <w:b/>
                 <w:bCs/>
                 <w:color w:val="008000"/>
@@ -4526,10 +4561,10 @@
             </w:pPr>
             <w:r>
               <w:rPr>
-                <w:rFonts w:ascii="SimSun" w:hAnsi="SimSun" w:cs="SimSun" w:hint="eastAsia"/>
+                <w:rFonts w:ascii="宋体" w:hAnsi="宋体" w:cs="宋体" w:hint="eastAsia"/>
                 <w:color w:val="00B050"/>
               </w:rPr>
-              <w:t xml:space="preserve">{{check_远程代码执行}}</w:t>
+              <w:t>{{check_远程代码执行}}</w:t>
             </w:r>
           </w:p>
         </w:tc>
@@ -4631,7 +4666,7 @@
               <w:wordWrap/>
               <w:spacing w:line="300" w:lineRule="auto"/>
               <w:rPr>
-                <w:rFonts w:cs="SimSun"/>
+                <w:rFonts w:cs="宋体"/>
                 <w:b/>
                 <w:bCs/>
                 <w:color w:val="008000"/>
@@ -4640,10 +4675,10 @@
             </w:pPr>
             <w:r>
               <w:rPr>
-                <w:rFonts w:ascii="SimSun" w:hAnsi="SimSun" w:cs="SimSun" w:hint="eastAsia"/>
+                <w:rFonts w:ascii="宋体" w:hAnsi="宋体" w:cs="宋体" w:hint="eastAsia"/>
                 <w:color w:val="00B050"/>
               </w:rPr>
-              <w:t xml:space="preserve">{{check_缺少X-XSS-Protection响应头}}</w:t>
+              <w:t>{{check_缺少X-XSS-Protection响应头}}</w:t>
             </w:r>
           </w:p>
         </w:tc>
@@ -4740,7 +4775,7 @@
               <w:wordWrap/>
               <w:spacing w:line="300" w:lineRule="auto"/>
               <w:rPr>
-                <w:rFonts w:cs="SimSun"/>
+                <w:rFonts w:cs="宋体"/>
                 <w:b/>
                 <w:bCs/>
                 <w:color w:val="008000"/>
@@ -4749,10 +4784,10 @@
             </w:pPr>
             <w:r>
               <w:rPr>
-                <w:rFonts w:ascii="SimSun" w:hAnsi="SimSun" w:cs="SimSun" w:hint="eastAsia"/>
+                <w:rFonts w:ascii="宋体" w:hAnsi="宋体" w:cs="宋体" w:hint="eastAsia"/>
                 <w:color w:val="00B050"/>
               </w:rPr>
-              <w:t xml:space="preserve">{{check_Flash 跨域漏洞}}</w:t>
+              <w:t>{{check_Flash 跨域漏洞}}</w:t>
             </w:r>
           </w:p>
         </w:tc>
@@ -4860,7 +4895,7 @@
               <w:wordWrap/>
               <w:spacing w:line="300" w:lineRule="auto"/>
               <w:rPr>
-                <w:rFonts w:cs="SimSun"/>
+                <w:rFonts w:cs="宋体"/>
                 <w:b/>
                 <w:bCs/>
                 <w:color w:val="008000"/>
@@ -4869,10 +4904,10 @@
             </w:pPr>
             <w:r>
               <w:rPr>
-                <w:rFonts w:ascii="SimSun" w:hAnsi="SimSun" w:cs="SimSun" w:hint="eastAsia"/>
+                <w:rFonts w:ascii="宋体" w:hAnsi="宋体" w:cs="宋体" w:hint="eastAsia"/>
                 <w:color w:val="00B050"/>
               </w:rPr>
-              <w:t xml:space="preserve">{{check_缺少CSRF保护}}</w:t>
+              <w:t>{{check_缺少CSRF保护}}</w:t>
             </w:r>
           </w:p>
         </w:tc>
@@ -4968,7 +5003,7 @@
               <w:wordWrap/>
               <w:spacing w:line="300" w:lineRule="auto"/>
               <w:rPr>
-                <w:rFonts w:cs="SimSun"/>
+                <w:rFonts w:cs="宋体"/>
                 <w:b/>
                 <w:bCs/>
                 <w:color w:val="008000"/>
@@ -4977,10 +5012,10 @@
             </w:pPr>
             <w:r>
               <w:rPr>
-                <w:rFonts w:ascii="SimSun" w:hAnsi="SimSun" w:cs="SimSun" w:hint="eastAsia"/>
+                <w:rFonts w:ascii="宋体" w:hAnsi="宋体" w:cs="宋体" w:hint="eastAsia"/>
                 <w:color w:val="00B050"/>
               </w:rPr>
-              <w:t xml:space="preserve">{{check_明文传输}}</w:t>
+              <w:t>{{check_明文传输}}</w:t>
             </w:r>
           </w:p>
         </w:tc>
@@ -5082,7 +5117,7 @@
               <w:wordWrap/>
               <w:spacing w:line="300" w:lineRule="auto"/>
               <w:rPr>
-                <w:rFonts w:cs="SimSun"/>
+                <w:rFonts w:cs="宋体"/>
                 <w:b/>
                 <w:bCs/>
                 <w:color w:val="008000"/>
@@ -5091,10 +5126,10 @@
             </w:pPr>
             <w:r>
               <w:rPr>
-                <w:rFonts w:ascii="SimSun" w:hAnsi="SimSun" w:cs="SimSun" w:hint="eastAsia"/>
+                <w:rFonts w:ascii="宋体" w:hAnsi="宋体" w:cs="宋体" w:hint="eastAsia"/>
                 <w:color w:val="00B050"/>
               </w:rPr>
-              <w:t xml:space="preserve">{{check_通过 GET 传输用户名和密码}}</w:t>
+              <w:t>{{check_通过 GET 传输用户名和密码}}</w:t>
             </w:r>
           </w:p>
         </w:tc>
@@ -5191,7 +5226,7 @@
               <w:wordWrap/>
               <w:spacing w:line="300" w:lineRule="auto"/>
               <w:rPr>
-                <w:rFonts w:cs="SimSun"/>
+                <w:rFonts w:cs="宋体"/>
                 <w:b/>
                 <w:bCs/>
                 <w:color w:val="008000"/>
@@ -5200,10 +5235,10 @@
             </w:pPr>
             <w:r>
               <w:rPr>
-                <w:rFonts w:ascii="SimSun" w:hAnsi="SimSun" w:cs="SimSun" w:hint="eastAsia"/>
+                <w:rFonts w:ascii="宋体" w:hAnsi="宋体" w:cs="宋体" w:hint="eastAsia"/>
                 <w:color w:val="00B050"/>
               </w:rPr>
-              <w:t xml:space="preserve">{{check_未配置 X-Frame-Options 响应头}}</w:t>
+              <w:t>{{check_未配置 X-Frame-Options 响应头}}</w:t>
             </w:r>
           </w:p>
         </w:tc>
@@ -5293,7 +5328,7 @@
               <w:wordWrap/>
               <w:spacing w:line="300" w:lineRule="auto"/>
               <w:rPr>
-                <w:rFonts w:cs="SimSun"/>
+                <w:rFonts w:cs="宋体"/>
                 <w:b/>
                 <w:bCs/>
                 <w:color w:val="008000"/>
@@ -5302,10 +5337,10 @@
             </w:pPr>
             <w:r>
               <w:rPr>
-                <w:rFonts w:ascii="SimSun" w:hAnsi="SimSun" w:cs="SimSun" w:hint="eastAsia"/>
+                <w:rFonts w:ascii="宋体" w:hAnsi="宋体" w:cs="宋体" w:hint="eastAsia"/>
                 <w:color w:val="00B050"/>
               </w:rPr>
-              <w:t xml:space="preserve">{{check_任意文件删除}}</w:t>
+              <w:t>{{check_任意文件删除}}</w:t>
             </w:r>
           </w:p>
         </w:tc>
@@ -5395,7 +5430,7 @@
               <w:wordWrap/>
               <w:spacing w:line="300" w:lineRule="auto"/>
               <w:rPr>
-                <w:rFonts w:cs="SimSun"/>
+                <w:rFonts w:cs="宋体"/>
                 <w:b/>
                 <w:bCs/>
                 <w:color w:val="008000"/>
@@ -5404,10 +5439,10 @@
             </w:pPr>
             <w:r>
               <w:rPr>
-                <w:rFonts w:ascii="SimSun" w:hAnsi="SimSun" w:cs="SimSun" w:hint="eastAsia"/>
+                <w:rFonts w:ascii="宋体" w:hAnsi="宋体" w:cs="宋体" w:hint="eastAsia"/>
                 <w:color w:val="00B050"/>
               </w:rPr>
-              <w:t xml:space="preserve">{{check_绝对路径泄露}}</w:t>
+              <w:t>{{check_绝对路径泄露}}</w:t>
             </w:r>
           </w:p>
         </w:tc>
@@ -5503,7 +5538,7 @@
               <w:wordWrap/>
               <w:spacing w:line="300" w:lineRule="auto"/>
               <w:rPr>
-                <w:rFonts w:cs="SimSun"/>
+                <w:rFonts w:cs="宋体"/>
                 <w:b/>
                 <w:bCs/>
                 <w:color w:val="008000"/>
@@ -5512,10 +5547,10 @@
             </w:pPr>
             <w:r>
               <w:rPr>
-                <w:rFonts w:ascii="SimSun" w:hAnsi="SimSun" w:cs="SimSun" w:hint="eastAsia"/>
+                <w:rFonts w:ascii="宋体" w:hAnsi="宋体" w:cs="宋体" w:hint="eastAsia"/>
                 <w:color w:val="00B050"/>
               </w:rPr>
-              <w:t xml:space="preserve">{{check_Cookie 未设置 HttpOnly 属性}}</w:t>
+              <w:t>{{check_Cookie 未设置 HttpOnly 属性}}</w:t>
             </w:r>
           </w:p>
         </w:tc>
@@ -5612,7 +5647,7 @@
               <w:wordWrap/>
               <w:spacing w:line="300" w:lineRule="auto"/>
               <w:rPr>
-                <w:rFonts w:cs="SimSun"/>
+                <w:rFonts w:cs="宋体"/>
                 <w:b/>
                 <w:bCs/>
                 <w:color w:val="008000"/>
@@ -5621,10 +5656,10 @@
             </w:pPr>
             <w:r>
               <w:rPr>
-                <w:rFonts w:ascii="SimSun" w:hAnsi="SimSun" w:cs="SimSun" w:hint="eastAsia"/>
+                <w:rFonts w:ascii="宋体" w:hAnsi="宋体" w:cs="宋体" w:hint="eastAsia"/>
                 <w:color w:val="00B050"/>
               </w:rPr>
-              <w:t xml:space="preserve">{{check_X-Forwarded-For 伪造}}</w:t>
+              <w:t>{{check_X-Forwarded-For 伪造}}</w:t>
             </w:r>
           </w:p>
         </w:tc>
@@ -5720,7 +5755,7 @@
               <w:wordWrap/>
               <w:spacing w:line="300" w:lineRule="auto"/>
               <w:rPr>
-                <w:rFonts w:cs="SimSun"/>
+                <w:rFonts w:cs="宋体"/>
                 <w:b/>
                 <w:bCs/>
                 <w:color w:val="008000"/>
@@ -5729,10 +5764,10 @@
             </w:pPr>
             <w:r>
               <w:rPr>
-                <w:rFonts w:ascii="SimSun" w:hAnsi="SimSun" w:cs="SimSun" w:hint="eastAsia"/>
+                <w:rFonts w:ascii="宋体" w:hAnsi="宋体" w:cs="宋体" w:hint="eastAsia"/>
                 <w:color w:val="00B050"/>
               </w:rPr>
-              <w:t xml:space="preserve">{{check_不安全的HTTP方法}}</w:t>
+              <w:t>{{check_不安全的HTTP方法}}</w:t>
             </w:r>
           </w:p>
         </w:tc>
@@ -5828,7 +5863,7 @@
               <w:wordWrap/>
               <w:spacing w:line="300" w:lineRule="auto"/>
               <w:rPr>
-                <w:rFonts w:cs="SimSun"/>
+                <w:rFonts w:cs="宋体"/>
                 <w:b/>
                 <w:bCs/>
                 <w:color w:val="008000"/>
@@ -5837,10 +5872,10 @@
             </w:pPr>
             <w:r>
               <w:rPr>
-                <w:rFonts w:ascii="SimSun" w:hAnsi="SimSun" w:cs="SimSun" w:hint="eastAsia"/>
+                <w:rFonts w:ascii="宋体" w:hAnsi="宋体" w:cs="宋体" w:hint="eastAsia"/>
                 <w:color w:val="00B050"/>
               </w:rPr>
-              <w:t xml:space="preserve">{{check_任意文件读取}}</w:t>
+              <w:t>{{check_任意文件读取}}</w:t>
             </w:r>
           </w:p>
         </w:tc>
@@ -5934,7 +5969,7 @@
               <w:wordWrap/>
               <w:spacing w:line="300" w:lineRule="auto"/>
               <w:rPr>
-                <w:rFonts w:cs="SimSun"/>
+                <w:rFonts w:cs="宋体"/>
                 <w:b/>
                 <w:bCs/>
                 <w:color w:val="008000"/>
@@ -5943,10 +5978,10 @@
             </w:pPr>
             <w:r>
               <w:rPr>
-                <w:rFonts w:ascii="SimSun" w:hAnsi="SimSun" w:cs="SimSun" w:hint="eastAsia"/>
+                <w:rFonts w:ascii="宋体" w:hAnsi="宋体" w:cs="宋体" w:hint="eastAsia"/>
                 <w:color w:val="00B050"/>
               </w:rPr>
-              <w:t xml:space="preserve">{{check_网络传输加密方式不安全}}</w:t>
+              <w:t>{{check_网络传输加密方式不安全}}</w:t>
             </w:r>
           </w:p>
         </w:tc>
@@ -6048,7 +6083,7 @@
               <w:wordWrap/>
               <w:spacing w:line="300" w:lineRule="auto"/>
               <w:rPr>
-                <w:rFonts w:cs="SimSun"/>
+                <w:rFonts w:cs="宋体"/>
                 <w:b/>
                 <w:bCs/>
                 <w:color w:val="008000"/>
@@ -6057,10 +6092,10 @@
             </w:pPr>
             <w:r>
               <w:rPr>
-                <w:rFonts w:ascii="SimSun" w:hAnsi="SimSun" w:cs="SimSun" w:hint="eastAsia"/>
+                <w:rFonts w:ascii="宋体" w:hAnsi="宋体" w:cs="宋体" w:hint="eastAsia"/>
                 <w:color w:val="00B050"/>
               </w:rPr>
-              <w:t xml:space="preserve">{{check_使用不安全的 Telnet 协议}}</w:t>
+              <w:t>{{check_使用不安全的 Telnet 协议}}</w:t>
             </w:r>
           </w:p>
         </w:tc>
@@ -6153,7 +6188,7 @@
               <w:wordWrap/>
               <w:spacing w:line="300" w:lineRule="auto"/>
               <w:rPr>
-                <w:rFonts w:cs="SimSun"/>
+                <w:rFonts w:cs="宋体"/>
                 <w:b/>
                 <w:bCs/>
                 <w:color w:val="008000"/>
@@ -6162,10 +6197,10 @@
             </w:pPr>
             <w:r>
               <w:rPr>
-                <w:rFonts w:ascii="SimSun" w:hAnsi="SimSun" w:cs="SimSun" w:hint="eastAsia"/>
+                <w:rFonts w:ascii="宋体" w:hAnsi="宋体" w:cs="宋体" w:hint="eastAsia"/>
                 <w:color w:val="00B050"/>
               </w:rPr>
-              <w:t xml:space="preserve">{{check_验证码爆破,验证码失效,验证码绕过}}</w:t>
+              <w:t>{{check_验证码爆破,验证码失效,验证码绕过}}</w:t>
             </w:r>
           </w:p>
         </w:tc>
@@ -6255,7 +6290,7 @@
               <w:wordWrap/>
               <w:spacing w:line="300" w:lineRule="auto"/>
               <w:rPr>
-                <w:rFonts w:cs="SimSun"/>
+                <w:rFonts w:cs="宋体"/>
                 <w:b/>
                 <w:bCs/>
                 <w:color w:val="008000"/>
@@ -6264,10 +6299,10 @@
             </w:pPr>
             <w:r>
               <w:rPr>
-                <w:rFonts w:ascii="SimSun" w:hAnsi="SimSun" w:cs="SimSun" w:hint="eastAsia"/>
+                <w:rFonts w:ascii="宋体" w:hAnsi="宋体" w:cs="宋体" w:hint="eastAsia"/>
                 <w:color w:val="00B050"/>
               </w:rPr>
-              <w:t xml:space="preserve">{{check_不安全的反序列化}}</w:t>
+              <w:t>{{check_不安全的反序列化}}</w:t>
             </w:r>
           </w:p>
         </w:tc>
@@ -6358,7 +6393,7 @@
               <w:wordWrap/>
               <w:spacing w:line="300" w:lineRule="auto"/>
               <w:rPr>
-                <w:rFonts w:cs="SimSun"/>
+                <w:rFonts w:cs="宋体"/>
                 <w:b/>
                 <w:bCs/>
                 <w:color w:val="008000"/>
@@ -6367,10 +6402,10 @@
             </w:pPr>
             <w:r>
               <w:rPr>
-                <w:rFonts w:ascii="SimSun" w:hAnsi="SimSun" w:cs="SimSun" w:hint="eastAsia"/>
+                <w:rFonts w:ascii="宋体" w:hAnsi="宋体" w:cs="宋体" w:hint="eastAsia"/>
                 <w:color w:val="00B050"/>
               </w:rPr>
-              <w:t xml:space="preserve">{{check_用户名枚举}}</w:t>
+              <w:t>{{check_用户名枚举}}</w:t>
             </w:r>
           </w:p>
         </w:tc>
@@ -6460,7 +6495,7 @@
               <w:wordWrap/>
               <w:spacing w:line="300" w:lineRule="auto"/>
               <w:rPr>
-                <w:rFonts w:cs="SimSun"/>
+                <w:rFonts w:cs="宋体"/>
                 <w:b/>
                 <w:bCs/>
                 <w:color w:val="008000"/>
@@ -6469,10 +6504,10 @@
             </w:pPr>
             <w:r>
               <w:rPr>
-                <w:rFonts w:ascii="SimSun" w:hAnsi="SimSun" w:cs="SimSun" w:hint="eastAsia"/>
+                <w:rFonts w:ascii="宋体" w:hAnsi="宋体" w:cs="宋体" w:hint="eastAsia"/>
                 <w:color w:val="00B050"/>
               </w:rPr>
-              <w:t xml:space="preserve">{{check_用户密码枚举}}</w:t>
+              <w:t>{{check_用户密码枚举}}</w:t>
             </w:r>
           </w:p>
         </w:tc>
@@ -6562,7 +6597,7 @@
               <w:wordWrap/>
               <w:spacing w:line="300" w:lineRule="auto"/>
               <w:rPr>
-                <w:rFonts w:cs="SimSun"/>
+                <w:rFonts w:cs="宋体"/>
                 <w:b/>
                 <w:bCs/>
                 <w:color w:val="008000"/>
@@ -6571,10 +6606,10 @@
             </w:pPr>
             <w:r>
               <w:rPr>
-                <w:rFonts w:ascii="SimSun" w:hAnsi="SimSun" w:cs="SimSun" w:hint="eastAsia"/>
+                <w:rFonts w:ascii="宋体" w:hAnsi="宋体" w:cs="宋体" w:hint="eastAsia"/>
                 <w:color w:val="00B050"/>
               </w:rPr>
-              <w:t xml:space="preserve">{{check_弱口令}}</w:t>
+              <w:t>{{check_弱口令}}</w:t>
             </w:r>
           </w:p>
         </w:tc>
@@ -6664,7 +6699,7 @@
               <w:wordWrap/>
               <w:spacing w:line="300" w:lineRule="auto"/>
               <w:rPr>
-                <w:rFonts w:cs="SimSun"/>
+                <w:rFonts w:cs="宋体"/>
                 <w:b/>
                 <w:bCs/>
                 <w:color w:val="008000"/>
@@ -6673,10 +6708,10 @@
             </w:pPr>
             <w:r>
               <w:rPr>
-                <w:rFonts w:ascii="SimSun" w:hAnsi="SimSun" w:cs="SimSun" w:hint="eastAsia"/>
+                <w:rFonts w:ascii="宋体" w:hAnsi="宋体" w:cs="宋体" w:hint="eastAsia"/>
                 <w:color w:val="00B050"/>
               </w:rPr>
-              <w:t xml:space="preserve">{{check_会话固定攻击}}</w:t>
+              <w:t>{{check_会话固定攻击}}</w:t>
             </w:r>
           </w:p>
         </w:tc>
@@ -6767,7 +6802,7 @@
               <w:wordWrap/>
               <w:spacing w:line="300" w:lineRule="auto"/>
               <w:rPr>
-                <w:rFonts w:cs="SimSun"/>
+                <w:rFonts w:cs="宋体"/>
                 <w:b/>
                 <w:bCs/>
                 <w:color w:val="008000"/>
@@ -6776,10 +6811,10 @@
             </w:pPr>
             <w:r>
               <w:rPr>
-                <w:rFonts w:ascii="SimSun" w:hAnsi="SimSun" w:cs="SimSun" w:hint="eastAsia"/>
+                <w:rFonts w:ascii="宋体" w:hAnsi="宋体" w:cs="宋体" w:hint="eastAsia"/>
                 <w:color w:val="00B050"/>
               </w:rPr>
-              <w:t xml:space="preserve">{{check_平行越权}}</w:t>
+              <w:t>{{check_平行越权}}</w:t>
             </w:r>
           </w:p>
         </w:tc>
@@ -6869,7 +6904,7 @@
               <w:wordWrap/>
               <w:spacing w:line="300" w:lineRule="auto"/>
               <w:rPr>
-                <w:rFonts w:cs="SimSun"/>
+                <w:rFonts w:cs="宋体"/>
                 <w:b/>
                 <w:bCs/>
                 <w:color w:val="008000"/>
@@ -6878,10 +6913,10 @@
             </w:pPr>
             <w:r>
               <w:rPr>
-                <w:rFonts w:ascii="SimSun" w:hAnsi="SimSun" w:cs="SimSun" w:hint="eastAsia"/>
+                <w:rFonts w:ascii="宋体" w:hAnsi="宋体" w:cs="宋体" w:hint="eastAsia"/>
                 <w:color w:val="00B050"/>
               </w:rPr>
-              <w:t xml:space="preserve">{{check_垂直越权}}</w:t>
+              <w:t>{{check_垂直越权}}</w:t>
             </w:r>
           </w:p>
         </w:tc>
@@ -6971,7 +7006,7 @@
               <w:wordWrap/>
               <w:spacing w:line="300" w:lineRule="auto"/>
               <w:rPr>
-                <w:rFonts w:cs="SimSun"/>
+                <w:rFonts w:cs="宋体"/>
                 <w:b/>
                 <w:bCs/>
                 <w:color w:val="008000"/>
@@ -6980,10 +7015,10 @@
             </w:pPr>
             <w:r>
               <w:rPr>
-                <w:rFonts w:ascii="SimSun" w:hAnsi="SimSun" w:cs="SimSun" w:hint="eastAsia"/>
+                <w:rFonts w:ascii="宋体" w:hAnsi="宋体" w:cs="宋体" w:hint="eastAsia"/>
                 <w:color w:val="00B050"/>
               </w:rPr>
-              <w:t xml:space="preserve">{{check_未授权访问}}</w:t>
+              <w:t>{{check_未授权访问}}</w:t>
             </w:r>
           </w:p>
         </w:tc>
@@ -7073,7 +7108,7 @@
               <w:wordWrap/>
               <w:spacing w:line="300" w:lineRule="auto"/>
               <w:rPr>
-                <w:rFonts w:cs="SimSun"/>
+                <w:rFonts w:cs="宋体"/>
                 <w:b/>
                 <w:bCs/>
                 <w:color w:val="008000"/>
@@ -7082,10 +7117,10 @@
             </w:pPr>
             <w:r>
               <w:rPr>
-                <w:rFonts w:ascii="SimSun" w:hAnsi="SimSun" w:cs="SimSun" w:hint="eastAsia"/>
+                <w:rFonts w:ascii="宋体" w:hAnsi="宋体" w:cs="宋体" w:hint="eastAsia"/>
                 <w:color w:val="00B050"/>
               </w:rPr>
-              <w:t xml:space="preserve">{{check_业务逻辑漏洞}}</w:t>
+              <w:t>{{check_业务逻辑漏洞}}</w:t>
             </w:r>
           </w:p>
         </w:tc>
@@ -7176,7 +7211,7 @@
               <w:wordWrap/>
               <w:spacing w:line="300" w:lineRule="auto"/>
               <w:rPr>
-                <w:rFonts w:cs="SimSun"/>
+                <w:rFonts w:cs="宋体"/>
                 <w:b/>
                 <w:bCs/>
                 <w:color w:val="008000"/>
@@ -7185,10 +7220,10 @@
             </w:pPr>
             <w:r>
               <w:rPr>
-                <w:rFonts w:ascii="SimSun" w:hAnsi="SimSun" w:cs="SimSun" w:hint="eastAsia"/>
+                <w:rFonts w:ascii="宋体" w:hAnsi="宋体" w:cs="宋体" w:hint="eastAsia"/>
                 <w:color w:val="00B050"/>
               </w:rPr>
-              <w:t xml:space="preserve">{{check_短信轰炸}}</w:t>
+              <w:t>{{check_短信轰炸}}</w:t>
             </w:r>
           </w:p>
         </w:tc>
@@ -7284,7 +7319,7 @@
               <w:wordWrap/>
               <w:spacing w:line="300" w:lineRule="auto"/>
               <w:rPr>
-                <w:rFonts w:cs="SimSun"/>
+                <w:rFonts w:cs="宋体"/>
                 <w:b/>
                 <w:bCs/>
                 <w:color w:val="008000"/>
@@ -7293,10 +7328,10 @@
             </w:pPr>
             <w:r>
               <w:rPr>
-                <w:rFonts w:ascii="SimSun" w:hAnsi="SimSun" w:cs="SimSun" w:hint="eastAsia"/>
+                <w:rFonts w:ascii="宋体" w:hAnsi="宋体" w:cs="宋体" w:hint="eastAsia"/>
                 <w:color w:val="00B050"/>
               </w:rPr>
-              <w:t xml:space="preserve">{{check_Flash 未混淆导致反编译}}</w:t>
+              <w:t>{{check_Flash 未混淆导致反编译}}</w:t>
             </w:r>
           </w:p>
         </w:tc>
@@ -7331,7 +7366,6 @@
               <w:spacing w:line="300" w:lineRule="auto"/>
             </w:pPr>
             <w:r>
-              <w:lastRenderedPageBreak/>
               <w:t>中间件安全</w:t>
             </w:r>
           </w:p>
@@ -7390,7 +7424,7 @@
               <w:wordWrap/>
               <w:spacing w:line="300" w:lineRule="auto"/>
               <w:rPr>
-                <w:rFonts w:cs="SimSun"/>
+                <w:rFonts w:cs="宋体"/>
                 <w:b/>
                 <w:bCs/>
                 <w:color w:val="008000"/>
@@ -7399,10 +7433,10 @@
             </w:pPr>
             <w:r>
               <w:rPr>
-                <w:rFonts w:ascii="SimSun" w:hAnsi="SimSun" w:cs="SimSun" w:hint="eastAsia"/>
+                <w:rFonts w:ascii="宋体" w:hAnsi="宋体" w:cs="宋体" w:hint="eastAsia"/>
                 <w:color w:val="00B050"/>
               </w:rPr>
-              <w:t xml:space="preserve">{{check_中间件配置缺陷}}</w:t>
+              <w:t>{{check_中间件配置缺陷}}</w:t>
             </w:r>
           </w:p>
         </w:tc>
@@ -7492,7 +7526,7 @@
               <w:wordWrap/>
               <w:spacing w:line="300" w:lineRule="auto"/>
               <w:rPr>
-                <w:rFonts w:cs="SimSun"/>
+                <w:rFonts w:cs="宋体"/>
                 <w:b/>
                 <w:bCs/>
                 <w:color w:val="008000"/>
@@ -7501,10 +7535,10 @@
             </w:pPr>
             <w:r>
               <w:rPr>
-                <w:rFonts w:ascii="SimSun" w:hAnsi="SimSun" w:cs="SimSun" w:hint="eastAsia"/>
+                <w:rFonts w:ascii="宋体" w:hAnsi="宋体" w:cs="宋体" w:hint="eastAsia"/>
                 <w:color w:val="00B050"/>
               </w:rPr>
-              <w:t xml:space="preserve">{{check_中间件弱口令}}</w:t>
+              <w:t>{{check_中间件弱口令}}</w:t>
             </w:r>
           </w:p>
         </w:tc>
@@ -7603,7 +7637,7 @@
               <w:wordWrap/>
               <w:spacing w:line="300" w:lineRule="auto"/>
               <w:rPr>
-                <w:rFonts w:cs="SimSun"/>
+                <w:rFonts w:cs="宋体"/>
                 <w:b/>
                 <w:bCs/>
                 <w:color w:val="008000"/>
@@ -7612,10 +7646,10 @@
             </w:pPr>
             <w:r>
               <w:rPr>
-                <w:rFonts w:ascii="SimSun" w:hAnsi="SimSun" w:cs="SimSun" w:hint="eastAsia"/>
+                <w:rFonts w:ascii="宋体" w:hAnsi="宋体" w:cs="宋体" w:hint="eastAsia"/>
                 <w:color w:val="00B050"/>
               </w:rPr>
-              <w:t xml:space="preserve">{{check_JBoss 反序列化导致远程命令执行}}</w:t>
+              <w:t>{{check_JBoss 反序列化导致远程命令执行}}</w:t>
             </w:r>
           </w:p>
         </w:tc>
@@ -7719,7 +7753,7 @@
               <w:wordWrap/>
               <w:spacing w:line="300" w:lineRule="auto"/>
               <w:rPr>
-                <w:rFonts w:cs="SimSun"/>
+                <w:rFonts w:cs="宋体"/>
                 <w:b/>
                 <w:bCs/>
                 <w:color w:val="008000"/>
@@ -7728,10 +7762,10 @@
             </w:pPr>
             <w:r>
               <w:rPr>
-                <w:rFonts w:ascii="SimSun" w:hAnsi="SimSun" w:cs="SimSun" w:hint="eastAsia"/>
+                <w:rFonts w:ascii="宋体" w:hAnsi="宋体" w:cs="宋体" w:hint="eastAsia"/>
                 <w:color w:val="00B050"/>
               </w:rPr>
-              <w:t xml:space="preserve">{{check_WebSphere 反序列化导致远程命令执行}}</w:t>
+              <w:t>{{check_WebSphere 反序列化导致远程命令执行}}</w:t>
             </w:r>
           </w:p>
         </w:tc>
@@ -7827,7 +7861,7 @@
               <w:wordWrap/>
               <w:spacing w:line="300" w:lineRule="auto"/>
               <w:rPr>
-                <w:rFonts w:cs="SimSun"/>
+                <w:rFonts w:cs="宋体"/>
                 <w:b/>
                 <w:bCs/>
                 <w:color w:val="008000"/>
@@ -7836,10 +7870,10 @@
             </w:pPr>
             <w:r>
               <w:rPr>
-                <w:rFonts w:ascii="SimSun" w:hAnsi="SimSun" w:cs="SimSun" w:hint="eastAsia"/>
+                <w:rFonts w:ascii="宋体" w:hAnsi="宋体" w:cs="宋体" w:hint="eastAsia"/>
                 <w:color w:val="00B050"/>
               </w:rPr>
-              <w:t xml:space="preserve">{{check_Jenkins 反序列化命令执行}}</w:t>
+              <w:t>{{check_Jenkins 反序列化命令执行}}</w:t>
             </w:r>
           </w:p>
         </w:tc>
@@ -7935,7 +7969,7 @@
               <w:wordWrap/>
               <w:spacing w:line="300" w:lineRule="auto"/>
               <w:rPr>
-                <w:rFonts w:cs="SimSun"/>
+                <w:rFonts w:cs="宋体"/>
                 <w:b/>
                 <w:bCs/>
                 <w:color w:val="008000"/>
@@ -7944,10 +7978,10 @@
             </w:pPr>
             <w:r>
               <w:rPr>
-                <w:rFonts w:ascii="SimSun" w:hAnsi="SimSun" w:cs="SimSun" w:hint="eastAsia"/>
+                <w:rFonts w:ascii="宋体" w:hAnsi="宋体" w:cs="宋体" w:hint="eastAsia"/>
                 <w:color w:val="00B050"/>
               </w:rPr>
-              <w:t xml:space="preserve">{{check_JBoss 反序列化导致远程命令执行}}</w:t>
+              <w:t>{{check_JBoss 反序列化导致远程命令执行}}</w:t>
             </w:r>
           </w:p>
         </w:tc>
@@ -8046,7 +8080,7 @@
               <w:wordWrap/>
               <w:spacing w:line="300" w:lineRule="auto"/>
               <w:rPr>
-                <w:rFonts w:cs="SimSun"/>
+                <w:rFonts w:cs="宋体"/>
                 <w:b/>
                 <w:bCs/>
                 <w:color w:val="008000"/>
@@ -8055,10 +8089,10 @@
             </w:pPr>
             <w:r>
               <w:rPr>
-                <w:rFonts w:ascii="SimSun" w:hAnsi="SimSun" w:cs="SimSun" w:hint="eastAsia"/>
+                <w:rFonts w:ascii="宋体" w:hAnsi="宋体" w:cs="宋体" w:hint="eastAsia"/>
                 <w:color w:val="00B050"/>
               </w:rPr>
-              <w:t xml:space="preserve">{{check_WebLogic 反序列化导致远程命令执行}}</w:t>
+              <w:t>{{check_WebLogic 反序列化导致远程命令执行}}</w:t>
             </w:r>
           </w:p>
         </w:tc>
@@ -8166,7 +8200,7 @@
               <w:wordWrap/>
               <w:spacing w:line="300" w:lineRule="auto"/>
               <w:rPr>
-                <w:rFonts w:cs="SimSun"/>
+                <w:rFonts w:cs="宋体"/>
                 <w:b/>
                 <w:bCs/>
                 <w:color w:val="008000"/>
@@ -8175,10 +8209,10 @@
             </w:pPr>
             <w:r>
               <w:rPr>
-                <w:rFonts w:ascii="SimSun" w:hAnsi="SimSun" w:cs="SimSun" w:hint="eastAsia"/>
+                <w:rFonts w:ascii="宋体" w:hAnsi="宋体" w:cs="宋体" w:hint="eastAsia"/>
                 <w:color w:val="00B050"/>
               </w:rPr>
-              <w:t xml:space="preserve">{{check_Apache Tomcat 样例目录与 Session 操纵}}</w:t>
+              <w:t>{{check_Apache Tomcat 样例目录与 Session 操纵}}</w:t>
             </w:r>
           </w:p>
         </w:tc>
@@ -8213,6 +8247,7 @@
               <w:spacing w:line="300" w:lineRule="auto"/>
             </w:pPr>
             <w:r>
+              <w:lastRenderedPageBreak/>
               <w:t>服务器安全</w:t>
             </w:r>
           </w:p>
@@ -8271,7 +8306,7 @@
               <w:wordWrap/>
               <w:spacing w:line="300" w:lineRule="auto"/>
               <w:rPr>
-                <w:rFonts w:cs="SimSun"/>
+                <w:rFonts w:cs="宋体"/>
                 <w:b/>
                 <w:bCs/>
                 <w:color w:val="008000"/>
@@ -8280,10 +8315,10 @@
             </w:pPr>
             <w:r>
               <w:rPr>
-                <w:rFonts w:ascii="SimSun" w:hAnsi="SimSun" w:cs="SimSun" w:hint="eastAsia"/>
+                <w:rFonts w:ascii="宋体" w:hAnsi="宋体" w:cs="宋体" w:hint="eastAsia"/>
                 <w:color w:val="00B050"/>
               </w:rPr>
-              <w:t xml:space="preserve">{{check_文件解析导致代码执行}}</w:t>
+              <w:t>{{check_文件解析导致代码执行}}</w:t>
             </w:r>
           </w:p>
         </w:tc>
@@ -8373,7 +8408,7 @@
               <w:wordWrap/>
               <w:spacing w:line="300" w:lineRule="auto"/>
               <w:rPr>
-                <w:rFonts w:cs="SimSun"/>
+                <w:rFonts w:cs="宋体"/>
                 <w:b/>
                 <w:bCs/>
                 <w:color w:val="008000"/>
@@ -8382,10 +8417,10 @@
             </w:pPr>
             <w:r>
               <w:rPr>
-                <w:rFonts w:ascii="SimSun" w:hAnsi="SimSun" w:cs="SimSun" w:hint="eastAsia"/>
+                <w:rFonts w:ascii="宋体" w:hAnsi="宋体" w:cs="宋体" w:hint="eastAsia"/>
                 <w:color w:val="00B050"/>
               </w:rPr>
-              <w:t xml:space="preserve">{{check_域传送（DNS Zone Transfer）漏洞}}</w:t>
+              <w:t>{{check_域传送（DNS Zone Transfer）漏洞}}</w:t>
             </w:r>
           </w:p>
         </w:tc>
@@ -8482,7 +8517,7 @@
               <w:wordWrap/>
               <w:spacing w:line="300" w:lineRule="auto"/>
               <w:rPr>
-                <w:rFonts w:cs="SimSun"/>
+                <w:rFonts w:cs="宋体"/>
                 <w:b/>
                 <w:bCs/>
                 <w:color w:val="008000"/>
@@ -8491,10 +8526,10 @@
             </w:pPr>
             <w:r>
               <w:rPr>
-                <w:rFonts w:ascii="SimSun" w:hAnsi="SimSun" w:cs="SimSun" w:hint="eastAsia"/>
+                <w:rFonts w:ascii="宋体" w:hAnsi="宋体" w:cs="宋体" w:hint="eastAsia"/>
                 <w:color w:val="00B050"/>
               </w:rPr>
-              <w:t xml:space="preserve">{{check_Redis 未授权访问}}</w:t>
+              <w:t>{{check_Redis 未授权访问}}</w:t>
             </w:r>
           </w:p>
         </w:tc>
@@ -8590,7 +8625,7 @@
               <w:wordWrap/>
               <w:spacing w:line="300" w:lineRule="auto"/>
               <w:rPr>
-                <w:rFonts w:cs="SimSun"/>
+                <w:rFonts w:cs="宋体"/>
                 <w:b/>
                 <w:bCs/>
                 <w:color w:val="008000"/>
@@ -8599,10 +8634,10 @@
             </w:pPr>
             <w:r>
               <w:rPr>
-                <w:rFonts w:ascii="SimSun" w:hAnsi="SimSun" w:cs="SimSun" w:hint="eastAsia"/>
+                <w:rFonts w:ascii="宋体" w:hAnsi="宋体" w:cs="宋体" w:hint="eastAsia"/>
                 <w:color w:val="00B050"/>
               </w:rPr>
-              <w:t xml:space="preserve">{{check_MongoDB 未授权访问}}</w:t>
+              <w:t>{{check_MongoDB 未授权访问}}</w:t>
             </w:r>
           </w:p>
         </w:tc>
@@ -8692,7 +8727,7 @@
               <w:wordWrap/>
               <w:spacing w:line="300" w:lineRule="auto"/>
               <w:rPr>
-                <w:rFonts w:cs="SimSun"/>
+                <w:rFonts w:cs="宋体"/>
                 <w:b/>
                 <w:bCs/>
                 <w:color w:val="008000"/>
@@ -8701,10 +8736,10 @@
             </w:pPr>
             <w:r>
               <w:rPr>
-                <w:rFonts w:ascii="SimSun" w:hAnsi="SimSun" w:cs="SimSun" w:hint="eastAsia"/>
+                <w:rFonts w:ascii="宋体" w:hAnsi="宋体" w:cs="宋体" w:hint="eastAsia"/>
                 <w:color w:val="00B050"/>
               </w:rPr>
-              <w:t xml:space="preserve">{{check_操作系统弱口令}}</w:t>
+              <w:t>{{check_操作系统弱口令}}</w:t>
             </w:r>
           </w:p>
         </w:tc>
@@ -8794,7 +8829,7 @@
               <w:wordWrap/>
               <w:spacing w:line="300" w:lineRule="auto"/>
               <w:rPr>
-                <w:rFonts w:cs="SimSun"/>
+                <w:rFonts w:cs="宋体"/>
                 <w:b/>
                 <w:bCs/>
                 <w:color w:val="008000"/>
@@ -8803,10 +8838,10 @@
             </w:pPr>
             <w:r>
               <w:rPr>
-                <w:rFonts w:ascii="SimSun" w:hAnsi="SimSun" w:cs="SimSun" w:hint="eastAsia"/>
+                <w:rFonts w:ascii="宋体" w:hAnsi="宋体" w:cs="宋体" w:hint="eastAsia"/>
                 <w:color w:val="00B050"/>
               </w:rPr>
-              <w:t xml:space="preserve">{{check_数据库弱口令}}</w:t>
+              <w:t>{{check_数据库弱口令}}</w:t>
             </w:r>
           </w:p>
         </w:tc>
@@ -8897,7 +8932,7 @@
               <w:wordWrap/>
               <w:spacing w:line="300" w:lineRule="auto"/>
               <w:rPr>
-                <w:rFonts w:cs="SimSun"/>
+                <w:rFonts w:cs="宋体"/>
                 <w:b/>
                 <w:bCs/>
                 <w:color w:val="008000"/>
@@ -8906,10 +8941,10 @@
             </w:pPr>
             <w:r>
               <w:rPr>
-                <w:rFonts w:ascii="SimSun" w:hAnsi="SimSun" w:cs="SimSun" w:hint="eastAsia"/>
+                <w:rFonts w:ascii="宋体" w:hAnsi="宋体" w:cs="宋体" w:hint="eastAsia"/>
                 <w:color w:val="00B050"/>
               </w:rPr>
-              <w:t xml:space="preserve">{{check_本地权限提升}}</w:t>
+              <w:t>{{check_本地权限提升}}</w:t>
             </w:r>
           </w:p>
         </w:tc>
@@ -8999,7 +9034,7 @@
               <w:wordWrap/>
               <w:spacing w:line="300" w:lineRule="auto"/>
               <w:rPr>
-                <w:rFonts w:cs="SimSun"/>
+                <w:rFonts w:cs="宋体"/>
                 <w:b/>
                 <w:bCs/>
                 <w:color w:val="008000"/>
@@ -9008,10 +9043,10 @@
             </w:pPr>
             <w:r>
               <w:rPr>
-                <w:rFonts w:ascii="SimSun" w:hAnsi="SimSun" w:cs="SimSun" w:hint="eastAsia"/>
+                <w:rFonts w:ascii="宋体" w:hAnsi="宋体" w:cs="宋体" w:hint="eastAsia"/>
                 <w:color w:val="00B050"/>
               </w:rPr>
-              <w:t xml:space="preserve">{{check_已存在的脚本/木马}}</w:t>
+              <w:t>{{check_已存在的脚本/木马}}</w:t>
             </w:r>
           </w:p>
         </w:tc>
@@ -9102,7 +9137,7 @@
               <w:wordWrap/>
               <w:spacing w:line="300" w:lineRule="auto"/>
               <w:rPr>
-                <w:rFonts w:cs="SimSun"/>
+                <w:rFonts w:cs="宋体"/>
                 <w:b/>
                 <w:bCs/>
                 <w:color w:val="008000"/>
@@ -9111,10 +9146,10 @@
             </w:pPr>
             <w:r>
               <w:rPr>
-                <w:rFonts w:ascii="SimSun" w:hAnsi="SimSun" w:cs="SimSun" w:hint="eastAsia"/>
+                <w:rFonts w:ascii="宋体" w:hAnsi="宋体" w:cs="宋体" w:hint="eastAsia"/>
                 <w:color w:val="00B050"/>
               </w:rPr>
-              <w:t xml:space="preserve">{{check_永恒之蓝（EternalBlue）利用}}</w:t>
+              <w:t>{{check_永恒之蓝（EternalBlue）利用}}</w:t>
             </w:r>
           </w:p>
         </w:tc>
@@ -9212,7 +9247,7 @@
               <w:wordWrap/>
               <w:spacing w:line="300" w:lineRule="auto"/>
               <w:rPr>
-                <w:rFonts w:cs="SimSun"/>
+                <w:rFonts w:cs="宋体"/>
                 <w:b/>
                 <w:bCs/>
                 <w:color w:val="008000"/>
@@ -9221,10 +9256,10 @@
             </w:pPr>
             <w:r>
               <w:rPr>
-                <w:rFonts w:ascii="SimSun" w:hAnsi="SimSun" w:cs="SimSun" w:hint="eastAsia"/>
+                <w:rFonts w:ascii="宋体" w:hAnsi="宋体" w:cs="宋体" w:hint="eastAsia"/>
                 <w:color w:val="00B050"/>
               </w:rPr>
-              <w:t xml:space="preserve">{{check_MSSQL 信息探测}}</w:t>
+              <w:t>{{check_MSSQL 信息探测}}</w:t>
             </w:r>
           </w:p>
         </w:tc>
@@ -9320,7 +9355,7 @@
               <w:wordWrap/>
               <w:spacing w:line="300" w:lineRule="auto"/>
               <w:rPr>
-                <w:rFonts w:cs="SimSun"/>
+                <w:rFonts w:cs="宋体"/>
                 <w:b/>
                 <w:bCs/>
                 <w:color w:val="008000"/>
@@ -9329,10 +9364,10 @@
             </w:pPr>
             <w:r>
               <w:rPr>
-                <w:rFonts w:ascii="SimSun" w:hAnsi="SimSun" w:cs="SimSun" w:hint="eastAsia"/>
+                <w:rFonts w:ascii="宋体" w:hAnsi="宋体" w:cs="宋体" w:hint="eastAsia"/>
                 <w:color w:val="00B050"/>
               </w:rPr>
-              <w:t xml:space="preserve">{{check_Windows 操作系统漏洞}}</w:t>
+              <w:t>{{check_Windows 操作系统漏洞}}</w:t>
             </w:r>
           </w:p>
         </w:tc>
@@ -9422,7 +9457,7 @@
               <w:wordWrap/>
               <w:spacing w:line="300" w:lineRule="auto"/>
               <w:rPr>
-                <w:rFonts w:cs="SimSun"/>
+                <w:rFonts w:cs="宋体"/>
                 <w:b/>
                 <w:bCs/>
                 <w:color w:val="008000"/>
@@ -9431,10 +9466,10 @@
             </w:pPr>
             <w:r>
               <w:rPr>
-                <w:rFonts w:ascii="SimSun" w:hAnsi="SimSun" w:cs="SimSun" w:hint="eastAsia"/>
+                <w:rFonts w:ascii="宋体" w:hAnsi="宋体" w:cs="宋体" w:hint="eastAsia"/>
                 <w:color w:val="00B050"/>
               </w:rPr>
-              <w:t xml:space="preserve">{{check_数据库远程连接暴露}}</w:t>
+              <w:t>{{check_数据库远程连接暴露}}</w:t>
             </w:r>
           </w:p>
         </w:tc>
@@ -9525,7 +9560,7 @@
               <w:wordWrap/>
               <w:spacing w:line="300" w:lineRule="auto"/>
               <w:rPr>
-                <w:rFonts w:cs="SimSun"/>
+                <w:rFonts w:cs="宋体"/>
                 <w:b/>
                 <w:bCs/>
                 <w:color w:val="008000"/>
@@ -9534,10 +9569,10 @@
             </w:pPr>
             <w:r>
               <w:rPr>
-                <w:rFonts w:ascii="SimSun" w:hAnsi="SimSun" w:cs="SimSun" w:hint="eastAsia"/>
+                <w:rFonts w:ascii="宋体" w:hAnsi="宋体" w:cs="宋体" w:hint="eastAsia"/>
                 <w:color w:val="00B050"/>
               </w:rPr>
-              <w:t xml:space="preserve">{{check_权限分配不合理}}</w:t>
+              <w:t>{{check_权限分配不合理}}</w:t>
             </w:r>
           </w:p>
         </w:tc>
@@ -9572,7 +9607,6 @@
               <w:spacing w:line="300" w:lineRule="auto"/>
             </w:pPr>
             <w:r>
-              <w:lastRenderedPageBreak/>
               <w:t>漏扫专用漏洞库</w:t>
             </w:r>
             <w:r>
@@ -9643,7 +9677,7 @@
               <w:wordWrap/>
               <w:spacing w:line="300" w:lineRule="auto"/>
               <w:rPr>
-                <w:rFonts w:cs="SimSun"/>
+                <w:rFonts w:cs="宋体"/>
                 <w:b/>
                 <w:bCs/>
                 <w:color w:val="008000"/>
@@ -9652,10 +9686,10 @@
             </w:pPr>
             <w:r>
               <w:rPr>
-                <w:rFonts w:ascii="SimSun" w:hAnsi="SimSun" w:cs="SimSun" w:hint="eastAsia"/>
+                <w:rFonts w:ascii="宋体" w:hAnsi="宋体" w:cs="宋体" w:hint="eastAsia"/>
                 <w:color w:val="00B050"/>
               </w:rPr>
-              <w:t xml:space="preserve">{{check_HTTP.sys 远程代码执行漏洞（相关补丁缺失）}}</w:t>
+              <w:t>{{check_HTTP.sys 远程代码执行漏洞（相关补丁缺失）}}</w:t>
             </w:r>
           </w:p>
         </w:tc>
@@ -9758,7 +9792,7 @@
               <w:wordWrap/>
               <w:spacing w:line="300" w:lineRule="auto"/>
               <w:rPr>
-                <w:rFonts w:cs="SimSun"/>
+                <w:rFonts w:cs="宋体"/>
                 <w:b/>
                 <w:bCs/>
                 <w:color w:val="008000"/>
@@ -9767,10 +9801,10 @@
             </w:pPr>
             <w:r>
               <w:rPr>
-                <w:rFonts w:ascii="SimSun" w:hAnsi="SimSun" w:cs="SimSun" w:hint="eastAsia"/>
+                <w:rFonts w:ascii="宋体" w:hAnsi="宋体" w:cs="宋体" w:hint="eastAsia"/>
                 <w:color w:val="00B050"/>
               </w:rPr>
-              <w:t xml:space="preserve">{{check_存储型跨站脚本}}</w:t>
+              <w:t>{{check_存储型跨站脚本}}</w:t>
             </w:r>
           </w:p>
         </w:tc>
@@ -9866,7 +9900,7 @@
               <w:wordWrap/>
               <w:spacing w:line="300" w:lineRule="auto"/>
               <w:rPr>
-                <w:rFonts w:cs="SimSun"/>
+                <w:rFonts w:cs="宋体"/>
                 <w:b/>
                 <w:bCs/>
                 <w:color w:val="008000"/>
@@ -9875,10 +9909,10 @@
             </w:pPr>
             <w:r>
               <w:rPr>
-                <w:rFonts w:ascii="SimSun" w:hAnsi="SimSun" w:cs="SimSun" w:hint="eastAsia"/>
+                <w:rFonts w:ascii="宋体" w:hAnsi="宋体" w:cs="宋体" w:hint="eastAsia"/>
                 <w:color w:val="00B050"/>
               </w:rPr>
-              <w:t xml:space="preserve">{{check_SNMP 使用默认团体字符串}}</w:t>
+              <w:t>{{check_SNMP 使用默认团体字符串}}</w:t>
             </w:r>
           </w:p>
         </w:tc>
@@ -9980,7 +10014,7 @@
               <w:wordWrap/>
               <w:spacing w:line="300" w:lineRule="auto"/>
               <w:rPr>
-                <w:rFonts w:cs="SimSun"/>
+                <w:rFonts w:cs="宋体"/>
                 <w:b/>
                 <w:bCs/>
                 <w:color w:val="008000"/>
@@ -9989,10 +10023,10 @@
             </w:pPr>
             <w:r>
               <w:rPr>
-                <w:rFonts w:ascii="SimSun" w:hAnsi="SimSun" w:cs="SimSun" w:hint="eastAsia"/>
+                <w:rFonts w:ascii="宋体" w:hAnsi="宋体" w:cs="宋体" w:hint="eastAsia"/>
                 <w:color w:val="00B050"/>
               </w:rPr>
-              <w:t xml:space="preserve">{{check_任意用户密码修改/重置（未授权）}}</w:t>
+              <w:t>{{check_任意用户密码修改/重置（未授权）}}</w:t>
             </w:r>
           </w:p>
         </w:tc>
@@ -10088,7 +10122,7 @@
               <w:wordWrap/>
               <w:spacing w:line="300" w:lineRule="auto"/>
               <w:rPr>
-                <w:rFonts w:cs="SimSun"/>
+                <w:rFonts w:cs="宋体"/>
                 <w:b/>
                 <w:bCs/>
                 <w:color w:val="008000"/>
@@ -10097,10 +10131,10 @@
             </w:pPr>
             <w:r>
               <w:rPr>
-                <w:rFonts w:ascii="SimSun" w:hAnsi="SimSun" w:cs="SimSun" w:hint="eastAsia"/>
+                <w:rFonts w:ascii="宋体" w:hAnsi="宋体" w:cs="宋体" w:hint="eastAsia"/>
                 <w:color w:val="00B050"/>
               </w:rPr>
-              <w:t xml:space="preserve">{{check_SSRF服务器端请求伪造}}</w:t>
+              <w:t>{{check_SSRF服务器端请求伪造}}</w:t>
             </w:r>
           </w:p>
         </w:tc>
@@ -10197,7 +10231,7 @@
               <w:wordWrap/>
               <w:spacing w:line="300" w:lineRule="auto"/>
               <w:rPr>
-                <w:rFonts w:cs="SimSun"/>
+                <w:rFonts w:cs="宋体"/>
                 <w:b/>
                 <w:bCs/>
                 <w:color w:val="008000"/>
@@ -10206,10 +10240,10 @@
             </w:pPr>
             <w:r>
               <w:rPr>
-                <w:rFonts w:ascii="SimSun" w:hAnsi="SimSun" w:cs="SimSun" w:hint="eastAsia"/>
+                <w:rFonts w:ascii="宋体" w:hAnsi="宋体" w:cs="宋体" w:hint="eastAsia"/>
                 <w:color w:val="00B050"/>
               </w:rPr>
-              <w:t xml:space="preserve">{{check_XML外部实体注入}}</w:t>
+              <w:t>{{check_XML外部实体注入}}</w:t>
             </w:r>
           </w:p>
         </w:tc>
@@ -10299,7 +10333,7 @@
               <w:wordWrap/>
               <w:spacing w:line="300" w:lineRule="auto"/>
               <w:rPr>
-                <w:rFonts w:cs="SimSun"/>
+                <w:rFonts w:cs="宋体"/>
                 <w:b/>
                 <w:bCs/>
                 <w:color w:val="008000"/>
@@ -10308,10 +10342,10 @@
             </w:pPr>
             <w:r>
               <w:rPr>
-                <w:rFonts w:ascii="SimSun" w:hAnsi="SimSun" w:cs="SimSun" w:hint="eastAsia"/>
+                <w:rFonts w:ascii="宋体" w:hAnsi="宋体" w:cs="宋体" w:hint="eastAsia"/>
                 <w:color w:val="00B050"/>
               </w:rPr>
-              <w:t xml:space="preserve">{{check_任意文件下载}}</w:t>
+              <w:t>{{check_任意文件下载}}</w:t>
             </w:r>
           </w:p>
         </w:tc>
@@ -10401,7 +10435,7 @@
               <w:wordWrap/>
               <w:spacing w:line="300" w:lineRule="auto"/>
               <w:rPr>
-                <w:rFonts w:cs="SimSun"/>
+                <w:rFonts w:cs="宋体"/>
                 <w:b/>
                 <w:bCs/>
                 <w:color w:val="008000"/>
@@ -10410,10 +10444,10 @@
             </w:pPr>
             <w:r>
               <w:rPr>
-                <w:rFonts w:ascii="SimSun" w:hAnsi="SimSun" w:cs="SimSun" w:hint="eastAsia"/>
+                <w:rFonts w:ascii="宋体" w:hAnsi="宋体" w:cs="宋体" w:hint="eastAsia"/>
                 <w:color w:val="00B050"/>
               </w:rPr>
-              <w:t xml:space="preserve">{{check_不安全的文件包含}}</w:t>
+              <w:t>{{check_不安全的文件包含}}</w:t>
             </w:r>
           </w:p>
         </w:tc>
@@ -10510,7 +10544,7 @@
               <w:wordWrap/>
               <w:spacing w:line="300" w:lineRule="auto"/>
               <w:rPr>
-                <w:rFonts w:cs="SimSun"/>
+                <w:rFonts w:cs="宋体"/>
                 <w:b/>
                 <w:bCs/>
                 <w:color w:val="008000"/>
@@ -10519,10 +10553,10 @@
             </w:pPr>
             <w:r>
               <w:rPr>
-                <w:rFonts w:ascii="SimSun" w:hAnsi="SimSun" w:cs="SimSun" w:hint="eastAsia"/>
+                <w:rFonts w:ascii="宋体" w:hAnsi="宋体" w:cs="宋体" w:hint="eastAsia"/>
                 <w:color w:val="00B050"/>
               </w:rPr>
-              <w:t xml:space="preserve">{{check_SQL注入}}</w:t>
+              <w:t>{{check_SQL注入}}</w:t>
             </w:r>
           </w:p>
         </w:tc>
@@ -10624,7 +10658,7 @@
               <w:wordWrap/>
               <w:spacing w:line="300" w:lineRule="auto"/>
               <w:rPr>
-                <w:rFonts w:cs="SimSun"/>
+                <w:rFonts w:cs="宋体"/>
                 <w:b/>
                 <w:bCs/>
                 <w:color w:val="008000"/>
@@ -10633,10 +10667,10 @@
             </w:pPr>
             <w:r>
               <w:rPr>
-                <w:rFonts w:ascii="SimSun" w:hAnsi="SimSun" w:cs="SimSun" w:hint="eastAsia"/>
+                <w:rFonts w:ascii="宋体" w:hAnsi="宋体" w:cs="宋体" w:hint="eastAsia"/>
                 <w:color w:val="00B050"/>
               </w:rPr>
-              <w:t xml:space="preserve">{{check_Apache Struts2 远程命令执行（S2-045）}}</w:t>
+              <w:t>{{check_Apache Struts2 远程命令执行（S2-045）}}</w:t>
             </w:r>
           </w:p>
         </w:tc>
@@ -10732,7 +10766,7 @@
               <w:wordWrap/>
               <w:spacing w:line="300" w:lineRule="auto"/>
               <w:rPr>
-                <w:rFonts w:cs="SimSun"/>
+                <w:rFonts w:cs="宋体"/>
                 <w:b/>
                 <w:bCs/>
                 <w:color w:val="008000"/>
@@ -10741,10 +10775,10 @@
             </w:pPr>
             <w:r>
               <w:rPr>
-                <w:rFonts w:ascii="SimSun" w:hAnsi="SimSun" w:cs="SimSun" w:hint="eastAsia"/>
+                <w:rFonts w:ascii="宋体" w:hAnsi="宋体" w:cs="宋体" w:hint="eastAsia"/>
                 <w:color w:val="00B050"/>
               </w:rPr>
-              <w:t xml:space="preserve">{{check_Drupal 版本过低导致多个漏洞}}</w:t>
+              <w:t>{{check_Drupal 版本过低导致多个漏洞}}</w:t>
             </w:r>
           </w:p>
         </w:tc>
@@ -10840,7 +10874,7 @@
               <w:wordWrap/>
               <w:spacing w:line="300" w:lineRule="auto"/>
               <w:rPr>
-                <w:rFonts w:cs="SimSun"/>
+                <w:rFonts w:cs="宋体"/>
                 <w:b/>
                 <w:bCs/>
                 <w:color w:val="008000"/>
@@ -10849,10 +10883,10 @@
             </w:pPr>
             <w:r>
               <w:rPr>
-                <w:rFonts w:ascii="SimSun" w:hAnsi="SimSun" w:cs="SimSun" w:hint="eastAsia"/>
+                <w:rFonts w:ascii="宋体" w:hAnsi="宋体" w:cs="宋体" w:hint="eastAsia"/>
                 <w:color w:val="00B050"/>
               </w:rPr>
-              <w:t xml:space="preserve">{{check_PHP 版本过低导致多个漏洞}}</w:t>
+              <w:t>{{check_PHP 版本过低导致多个漏洞}}</w:t>
             </w:r>
           </w:p>
         </w:tc>
@@ -10943,7 +10977,7 @@
               <w:wordWrap/>
               <w:spacing w:line="300" w:lineRule="auto"/>
               <w:rPr>
-                <w:rFonts w:cs="SimSun"/>
+                <w:rFonts w:cs="宋体"/>
                 <w:b/>
                 <w:bCs/>
                 <w:color w:val="008000"/>
@@ -10952,10 +10986,10 @@
             </w:pPr>
             <w:r>
               <w:rPr>
-                <w:rFonts w:ascii="SimSun" w:hAnsi="SimSun" w:cs="SimSun" w:hint="eastAsia"/>
+                <w:rFonts w:ascii="宋体" w:hAnsi="宋体" w:cs="宋体" w:hint="eastAsia"/>
                 <w:color w:val="00B050"/>
               </w:rPr>
-              <w:t xml:space="preserve">{{check_弱口令}}</w:t>
+              <w:t>{{check_弱口令}}</w:t>
             </w:r>
           </w:p>
         </w:tc>
@@ -11045,7 +11079,7 @@
               <w:wordWrap/>
               <w:spacing w:line="300" w:lineRule="auto"/>
               <w:rPr>
-                <w:rFonts w:cs="SimSun"/>
+                <w:rFonts w:cs="宋体"/>
                 <w:b/>
                 <w:bCs/>
                 <w:color w:val="008000"/>
@@ -11054,10 +11088,10 @@
             </w:pPr>
             <w:r>
               <w:rPr>
-                <w:rFonts w:ascii="SimSun" w:hAnsi="SimSun" w:cs="SimSun" w:hint="eastAsia"/>
+                <w:rFonts w:ascii="宋体" w:hAnsi="宋体" w:cs="宋体" w:hint="eastAsia"/>
                 <w:color w:val="00B050"/>
               </w:rPr>
-              <w:t xml:space="preserve">{{check_垂直越权}}</w:t>
+              <w:t>{{check_垂直越权}}</w:t>
             </w:r>
           </w:p>
         </w:tc>
@@ -11160,7 +11194,7 @@
               <w:wordWrap/>
               <w:spacing w:line="300" w:lineRule="auto"/>
               <w:rPr>
-                <w:rFonts w:cs="SimSun"/>
+                <w:rFonts w:cs="宋体"/>
                 <w:b/>
                 <w:bCs/>
                 <w:color w:val="008000"/>
@@ -11169,10 +11203,10 @@
             </w:pPr>
             <w:r>
               <w:rPr>
-                <w:rFonts w:ascii="SimSun" w:hAnsi="SimSun" w:cs="SimSun" w:hint="eastAsia"/>
+                <w:rFonts w:ascii="宋体" w:hAnsi="宋体" w:cs="宋体" w:hint="eastAsia"/>
                 <w:color w:val="00B050"/>
               </w:rPr>
-              <w:t xml:space="preserve">{{check_Apache Tomcat 文件包含/读取（Ghostcat — CVE-2020-1938 / CNVD-2020-10487）}}</w:t>
+              <w:t>{{check_Apache Tomcat 文件包含/读取（Ghostcat — CVE-2020-1938 / CNVD-2020-10487）}}</w:t>
             </w:r>
           </w:p>
         </w:tc>
@@ -11268,7 +11302,7 @@
               <w:wordWrap/>
               <w:spacing w:line="300" w:lineRule="auto"/>
               <w:rPr>
-                <w:rFonts w:cs="SimSun"/>
+                <w:rFonts w:cs="宋体"/>
                 <w:b/>
                 <w:bCs/>
                 <w:color w:val="008000"/>
@@ -11277,10 +11311,10 @@
             </w:pPr>
             <w:r>
               <w:rPr>
-                <w:rFonts w:ascii="SimSun" w:hAnsi="SimSun" w:cs="SimSun" w:hint="eastAsia"/>
+                <w:rFonts w:ascii="宋体" w:hAnsi="宋体" w:cs="宋体" w:hint="eastAsia"/>
                 <w:color w:val="00B050"/>
               </w:rPr>
-              <w:t xml:space="preserve">{{check_Apache Tomcat 版本过低}}</w:t>
+              <w:t>{{check_Apache Tomcat 版本过低}}</w:t>
             </w:r>
           </w:p>
         </w:tc>
@@ -11390,7 +11424,7 @@
               <w:wordWrap/>
               <w:spacing w:line="300" w:lineRule="auto"/>
               <w:rPr>
-                <w:rFonts w:cs="SimSun"/>
+                <w:rFonts w:cs="宋体"/>
                 <w:b/>
                 <w:bCs/>
                 <w:color w:val="008000"/>
@@ -11399,10 +11433,10 @@
             </w:pPr>
             <w:r>
               <w:rPr>
-                <w:rFonts w:ascii="SimSun" w:hAnsi="SimSun" w:cs="SimSun" w:hint="eastAsia"/>
+                <w:rFonts w:ascii="宋体" w:hAnsi="宋体" w:cs="宋体" w:hint="eastAsia"/>
                 <w:color w:val="00B050"/>
               </w:rPr>
-              <w:t xml:space="preserve">{{check_Apache Shiro RememberMe 反序列化命令执行}}</w:t>
+              <w:t>{{check_Apache Shiro RememberMe 反序列化命令执行}}</w:t>
             </w:r>
           </w:p>
         </w:tc>
@@ -11512,7 +11546,7 @@
               <w:wordWrap/>
               <w:spacing w:line="300" w:lineRule="auto"/>
               <w:rPr>
-                <w:rFonts w:cs="SimSun"/>
+                <w:rFonts w:cs="宋体"/>
                 <w:b/>
                 <w:bCs/>
                 <w:color w:val="008000"/>
@@ -11521,10 +11555,10 @@
             </w:pPr>
             <w:r>
               <w:rPr>
-                <w:rFonts w:ascii="SimSun" w:hAnsi="SimSun" w:cs="SimSun" w:hint="eastAsia"/>
+                <w:rFonts w:ascii="宋体" w:hAnsi="宋体" w:cs="宋体" w:hint="eastAsia"/>
                 <w:color w:val="00B050"/>
               </w:rPr>
-              <w:t xml:space="preserve">{{check_Fastjson 远程代码执行漏洞}}</w:t>
+              <w:t>{{check_Fastjson 远程代码执行漏洞}}</w:t>
             </w:r>
           </w:p>
         </w:tc>
@@ -11621,7 +11655,7 @@
               <w:wordWrap/>
               <w:spacing w:line="300" w:lineRule="auto"/>
               <w:rPr>
-                <w:rFonts w:cs="SimSun"/>
+                <w:rFonts w:cs="宋体"/>
                 <w:b/>
                 <w:bCs/>
                 <w:color w:val="008000"/>
@@ -11630,10 +11664,10 @@
             </w:pPr>
             <w:r>
               <w:rPr>
-                <w:rFonts w:ascii="SimSun" w:hAnsi="SimSun" w:cs="SimSun" w:hint="eastAsia"/>
+                <w:rFonts w:ascii="宋体" w:hAnsi="宋体" w:cs="宋体" w:hint="eastAsia"/>
                 <w:color w:val="00B050"/>
               </w:rPr>
-              <w:t xml:space="preserve">{{check_OpenSSL 版本过低导致多个漏洞}}</w:t>
+              <w:t>{{check_OpenSSL 版本过低导致多个漏洞}}</w:t>
             </w:r>
           </w:p>
         </w:tc>
@@ -11738,7 +11772,7 @@
               <w:wordWrap/>
               <w:spacing w:line="300" w:lineRule="auto"/>
               <w:rPr>
-                <w:rFonts w:cs="SimSun"/>
+                <w:rFonts w:cs="宋体"/>
                 <w:b/>
                 <w:bCs/>
                 <w:color w:val="008000"/>
@@ -11747,10 +11781,10 @@
             </w:pPr>
             <w:r>
               <w:rPr>
-                <w:rFonts w:ascii="SimSun" w:hAnsi="SimSun" w:cs="SimSun" w:hint="eastAsia"/>
+                <w:rFonts w:ascii="宋体" w:hAnsi="宋体" w:cs="宋体" w:hint="eastAsia"/>
                 <w:color w:val="00B050"/>
               </w:rPr>
-              <w:t xml:space="preserve">{{check_Host 头注入/Host 头攻击}}</w:t>
+              <w:t>{{check_Host 头注入/Host 头攻击}}</w:t>
             </w:r>
           </w:p>
         </w:tc>
@@ -11847,7 +11881,7 @@
               <w:wordWrap/>
               <w:spacing w:line="300" w:lineRule="auto"/>
               <w:rPr>
-                <w:rFonts w:cs="SimSun"/>
+                <w:rFonts w:cs="宋体"/>
                 <w:b/>
                 <w:bCs/>
                 <w:color w:val="008000"/>
@@ -11856,10 +11890,10 @@
             </w:pPr>
             <w:r>
               <w:rPr>
-                <w:rFonts w:ascii="SimSun" w:hAnsi="SimSun" w:cs="SimSun" w:hint="eastAsia"/>
+                <w:rFonts w:ascii="宋体" w:hAnsi="宋体" w:cs="宋体" w:hint="eastAsia"/>
                 <w:color w:val="00B050"/>
               </w:rPr>
-              <w:t xml:space="preserve">{{check_Flash 跨域（crossdomain.xml 配置过宽）}}</w:t>
+              <w:t>{{check_Flash 跨域（crossdomain.xml 配置过宽）}}</w:t>
             </w:r>
           </w:p>
         </w:tc>
@@ -11955,7 +11989,7 @@
               <w:wordWrap/>
               <w:spacing w:line="300" w:lineRule="auto"/>
               <w:rPr>
-                <w:rFonts w:cs="SimSun"/>
+                <w:rFonts w:cs="宋体"/>
                 <w:b/>
                 <w:bCs/>
                 <w:color w:val="008000"/>
@@ -11964,10 +11998,10 @@
             </w:pPr>
             <w:r>
               <w:rPr>
-                <w:rFonts w:ascii="SimSun" w:hAnsi="SimSun" w:cs="SimSun" w:hint="eastAsia"/>
+                <w:rFonts w:ascii="宋体" w:hAnsi="宋体" w:cs="宋体" w:hint="eastAsia"/>
                 <w:color w:val="00B050"/>
               </w:rPr>
-              <w:t xml:space="preserve">{{check_IIS 短文件名（8.3）泄露}}</w:t>
+              <w:t>{{check_IIS 短文件名（8.3）泄露}}</w:t>
             </w:r>
           </w:p>
         </w:tc>
@@ -12063,7 +12097,7 @@
               <w:wordWrap/>
               <w:spacing w:line="300" w:lineRule="auto"/>
               <w:rPr>
-                <w:rFonts w:cs="SimSun"/>
+                <w:rFonts w:cs="宋体"/>
                 <w:b/>
                 <w:bCs/>
                 <w:color w:val="008000"/>
@@ -12072,10 +12106,10 @@
             </w:pPr>
             <w:r>
               <w:rPr>
-                <w:rFonts w:ascii="SimSun" w:hAnsi="SimSun" w:cs="SimSun" w:hint="eastAsia"/>
+                <w:rFonts w:ascii="宋体" w:hAnsi="宋体" w:cs="宋体" w:hint="eastAsia"/>
                 <w:color w:val="00B050"/>
               </w:rPr>
-              <w:t xml:space="preserve">{{check_Apache Tomcat 示例目录/示例应用泄露}}</w:t>
+              <w:t>{{check_Apache Tomcat 示例目录/示例应用泄露}}</w:t>
             </w:r>
           </w:p>
         </w:tc>
@@ -12171,7 +12205,7 @@
               <w:wordWrap/>
               <w:spacing w:line="300" w:lineRule="auto"/>
               <w:rPr>
-                <w:rFonts w:cs="SimSun"/>
+                <w:rFonts w:cs="宋体"/>
                 <w:b/>
                 <w:bCs/>
                 <w:color w:val="008000"/>
@@ -12180,10 +12214,10 @@
             </w:pPr>
             <w:r>
               <w:rPr>
-                <w:rFonts w:ascii="SimSun" w:hAnsi="SimSun" w:cs="SimSun" w:hint="eastAsia"/>
+                <w:rFonts w:ascii="宋体" w:hAnsi="宋体" w:cs="宋体" w:hint="eastAsia"/>
                 <w:color w:val="00B050"/>
               </w:rPr>
-              <w:t xml:space="preserve">{{check_Apache Tomcat examples 目录可访问导致多个漏洞}}</w:t>
+              <w:t>{{check_Apache Tomcat examples 目录可访问导致多个漏洞}}</w:t>
             </w:r>
           </w:p>
         </w:tc>
@@ -12274,7 +12308,7 @@
               <w:wordWrap/>
               <w:spacing w:line="300" w:lineRule="auto"/>
               <w:rPr>
-                <w:rFonts w:cs="SimSun"/>
+                <w:rFonts w:cs="宋体"/>
                 <w:b/>
                 <w:bCs/>
                 <w:color w:val="008000"/>
@@ -12283,10 +12317,10 @@
             </w:pPr>
             <w:r>
               <w:rPr>
-                <w:rFonts w:ascii="SimSun" w:hAnsi="SimSun" w:cs="SimSun" w:hint="eastAsia"/>
+                <w:rFonts w:ascii="宋体" w:hAnsi="宋体" w:cs="宋体" w:hint="eastAsia"/>
                 <w:color w:val="00B050"/>
               </w:rPr>
-              <w:t xml:space="preserve">{{check_框架注入漏洞}}</w:t>
+              <w:t>{{check_框架注入漏洞}}</w:t>
             </w:r>
           </w:p>
         </w:tc>
@@ -12376,7 +12410,7 @@
               <w:wordWrap/>
               <w:spacing w:line="300" w:lineRule="auto"/>
               <w:rPr>
-                <w:rFonts w:cs="SimSun"/>
+                <w:rFonts w:cs="宋体"/>
                 <w:b/>
                 <w:bCs/>
                 <w:color w:val="008000"/>
@@ -12385,10 +12419,10 @@
             </w:pPr>
             <w:r>
               <w:rPr>
-                <w:rFonts w:ascii="SimSun" w:hAnsi="SimSun" w:cs="SimSun" w:hint="eastAsia"/>
+                <w:rFonts w:ascii="宋体" w:hAnsi="宋体" w:cs="宋体" w:hint="eastAsia"/>
                 <w:color w:val="00B050"/>
               </w:rPr>
-              <w:t xml:space="preserve">{{check_目录遍历}}</w:t>
+              <w:t>{{check_目录遍历}}</w:t>
             </w:r>
           </w:p>
         </w:tc>
@@ -12487,7 +12521,7 @@
               <w:wordWrap/>
               <w:spacing w:line="300" w:lineRule="auto"/>
               <w:rPr>
-                <w:rFonts w:cs="SimSun"/>
+                <w:rFonts w:cs="宋体"/>
                 <w:b/>
                 <w:bCs/>
                 <w:color w:val="008000"/>
@@ -12496,10 +12530,10 @@
             </w:pPr>
             <w:r>
               <w:rPr>
-                <w:rFonts w:ascii="SimSun" w:hAnsi="SimSun" w:cs="SimSun" w:hint="eastAsia"/>
+                <w:rFonts w:ascii="宋体" w:hAnsi="宋体" w:cs="宋体" w:hint="eastAsia"/>
                 <w:color w:val="00B050"/>
               </w:rPr>
-              <w:t xml:space="preserve">{{check_rsync 未授权访问}}</w:t>
+              <w:t>{{check_rsync 未授权访问}}</w:t>
             </w:r>
           </w:p>
         </w:tc>
@@ -12595,7 +12629,7 @@
               <w:wordWrap/>
               <w:spacing w:line="300" w:lineRule="auto"/>
               <w:rPr>
-                <w:rFonts w:cs="SimSun"/>
+                <w:rFonts w:cs="宋体"/>
                 <w:b/>
                 <w:bCs/>
                 <w:color w:val="008000"/>
@@ -12604,10 +12638,10 @@
             </w:pPr>
             <w:r>
               <w:rPr>
-                <w:rFonts w:ascii="SimSun" w:hAnsi="SimSun" w:cs="SimSun" w:hint="eastAsia"/>
+                <w:rFonts w:ascii="宋体" w:hAnsi="宋体" w:cs="宋体" w:hint="eastAsia"/>
                 <w:color w:val="00B050"/>
               </w:rPr>
-              <w:t xml:space="preserve">{{check_FTP 匿名登录}}</w:t>
+              <w:t>{{check_FTP 匿名登录}}</w:t>
             </w:r>
           </w:p>
         </w:tc>
@@ -12697,7 +12731,7 @@
               <w:wordWrap/>
               <w:spacing w:line="300" w:lineRule="auto"/>
               <w:rPr>
-                <w:rFonts w:cs="SimSun"/>
+                <w:rFonts w:cs="宋体"/>
                 <w:b/>
                 <w:bCs/>
                 <w:color w:val="008000"/>
@@ -12706,10 +12740,10 @@
             </w:pPr>
             <w:r>
               <w:rPr>
-                <w:rFonts w:ascii="SimSun" w:hAnsi="SimSun" w:cs="SimSun" w:hint="eastAsia"/>
+                <w:rFonts w:ascii="宋体" w:hAnsi="宋体" w:cs="宋体" w:hint="eastAsia"/>
                 <w:color w:val="00B050"/>
               </w:rPr>
-              <w:t xml:space="preserve">{{check_平行越权}}</w:t>
+              <w:t>{{check_平行越权}}</w:t>
             </w:r>
           </w:p>
         </w:tc>
@@ -12799,7 +12833,7 @@
               <w:wordWrap/>
               <w:spacing w:line="300" w:lineRule="auto"/>
               <w:rPr>
-                <w:rFonts w:cs="SimSun"/>
+                <w:rFonts w:cs="宋体"/>
                 <w:b/>
                 <w:bCs/>
                 <w:color w:val="008000"/>
@@ -12808,10 +12842,10 @@
             </w:pPr>
             <w:r>
               <w:rPr>
-                <w:rFonts w:ascii="SimSun" w:hAnsi="SimSun" w:cs="SimSun" w:hint="eastAsia"/>
+                <w:rFonts w:ascii="宋体" w:hAnsi="宋体" w:cs="宋体" w:hint="eastAsia"/>
                 <w:color w:val="00B050"/>
               </w:rPr>
-              <w:t xml:space="preserve">{{check_验证码绕过}}</w:t>
+              <w:t>{{check_验证码绕过}}</w:t>
             </w:r>
           </w:p>
         </w:tc>
@@ -12910,7 +12944,7 @@
               <w:wordWrap/>
               <w:spacing w:line="300" w:lineRule="auto"/>
               <w:rPr>
-                <w:rFonts w:cs="SimSun"/>
+                <w:rFonts w:cs="宋体"/>
                 <w:b/>
                 <w:bCs/>
                 <w:color w:val="008000"/>
@@ -12919,10 +12953,10 @@
             </w:pPr>
             <w:r>
               <w:rPr>
-                <w:rFonts w:ascii="SimSun" w:hAnsi="SimSun" w:cs="SimSun" w:hint="eastAsia"/>
+                <w:rFonts w:ascii="宋体" w:hAnsi="宋体" w:cs="宋体" w:hint="eastAsia"/>
                 <w:color w:val="00B050"/>
               </w:rPr>
-              <w:t xml:space="preserve">{{check_phpinfo 页面泄露}}</w:t>
+              <w:t>{{check_phpinfo 页面泄露}}</w:t>
             </w:r>
           </w:p>
         </w:tc>
@@ -13018,7 +13052,7 @@
               <w:wordWrap/>
               <w:spacing w:line="300" w:lineRule="auto"/>
               <w:rPr>
-                <w:rFonts w:cs="SimSun"/>
+                <w:rFonts w:cs="宋体"/>
                 <w:b/>
                 <w:bCs/>
                 <w:color w:val="008000"/>
@@ -13027,10 +13061,10 @@
             </w:pPr>
             <w:r>
               <w:rPr>
-                <w:rFonts w:ascii="SimSun" w:hAnsi="SimSun" w:cs="SimSun" w:hint="eastAsia"/>
+                <w:rFonts w:ascii="宋体" w:hAnsi="宋体" w:cs="宋体" w:hint="eastAsia"/>
                 <w:color w:val="00B050"/>
               </w:rPr>
-              <w:t xml:space="preserve">{{check_源码泄漏}}</w:t>
+              <w:t>{{check_源码泄漏}}</w:t>
             </w:r>
           </w:p>
         </w:tc>
@@ -13133,7 +13167,7 @@
               <w:wordWrap/>
               <w:spacing w:line="300" w:lineRule="auto"/>
               <w:rPr>
-                <w:rFonts w:cs="SimSun"/>
+                <w:rFonts w:cs="宋体"/>
                 <w:b/>
                 <w:bCs/>
                 <w:color w:val="008000"/>
@@ -13142,10 +13176,10 @@
             </w:pPr>
             <w:r>
               <w:rPr>
-                <w:rFonts w:ascii="SimSun" w:hAnsi="SimSun" w:cs="SimSun" w:hint="eastAsia"/>
+                <w:rFonts w:ascii="宋体" w:hAnsi="宋体" w:cs="宋体" w:hint="eastAsia"/>
                 <w:color w:val="00B050"/>
               </w:rPr>
-              <w:t xml:space="preserve">{{check_SSL 3.0 POODLE 攻击（CVE-2014-3566）}}</w:t>
+              <w:t>{{check_SSL 3.0 POODLE 攻击（CVE-2014-3566）}}</w:t>
             </w:r>
           </w:p>
         </w:tc>
@@ -13235,7 +13269,7 @@
               <w:wordWrap/>
               <w:spacing w:line="300" w:lineRule="auto"/>
               <w:rPr>
-                <w:rFonts w:cs="SimSun"/>
+                <w:rFonts w:cs="宋体"/>
                 <w:b/>
                 <w:bCs/>
                 <w:color w:val="008000"/>
@@ -13244,10 +13278,10 @@
             </w:pPr>
             <w:r>
               <w:rPr>
-                <w:rFonts w:ascii="SimSun" w:hAnsi="SimSun" w:cs="SimSun" w:hint="eastAsia"/>
+                <w:rFonts w:ascii="宋体" w:hAnsi="宋体" w:cs="宋体" w:hint="eastAsia"/>
                 <w:color w:val="00B050"/>
               </w:rPr>
-              <w:t xml:space="preserve">{{check_短信轰炸}}</w:t>
+              <w:t>{{check_短信轰炸}}</w:t>
             </w:r>
           </w:p>
         </w:tc>
@@ -13337,7 +13371,7 @@
               <w:wordWrap/>
               <w:spacing w:line="300" w:lineRule="auto"/>
               <w:rPr>
-                <w:rFonts w:cs="SimSun"/>
+                <w:rFonts w:cs="宋体"/>
                 <w:b/>
                 <w:bCs/>
                 <w:color w:val="008000"/>
@@ -13346,10 +13380,10 @@
             </w:pPr>
             <w:r>
               <w:rPr>
-                <w:rFonts w:ascii="SimSun" w:hAnsi="SimSun" w:cs="SimSun" w:hint="eastAsia"/>
+                <w:rFonts w:ascii="宋体" w:hAnsi="宋体" w:cs="宋体" w:hint="eastAsia"/>
                 <w:color w:val="00B050"/>
               </w:rPr>
-              <w:t xml:space="preserve">{{check_链接注入漏洞}}</w:t>
+              <w:t>{{check_链接注入漏洞}}</w:t>
             </w:r>
           </w:p>
         </w:tc>
@@ -13439,7 +13473,7 @@
               <w:wordWrap/>
               <w:spacing w:line="300" w:lineRule="auto"/>
               <w:rPr>
-                <w:rFonts w:cs="SimSun"/>
+                <w:rFonts w:cs="宋体"/>
                 <w:b/>
                 <w:bCs/>
                 <w:color w:val="008000"/>
@@ -13448,10 +13482,10 @@
             </w:pPr>
             <w:r>
               <w:rPr>
-                <w:rFonts w:ascii="SimSun" w:hAnsi="SimSun" w:cs="SimSun" w:hint="eastAsia"/>
+                <w:rFonts w:ascii="宋体" w:hAnsi="宋体" w:cs="宋体" w:hint="eastAsia"/>
                 <w:color w:val="00B050"/>
               </w:rPr>
-              <w:t xml:space="preserve">{{check_验证码失效}}</w:t>
+              <w:t>{{check_验证码失效}}</w:t>
             </w:r>
           </w:p>
         </w:tc>
@@ -13486,7 +13520,6 @@
               <w:spacing w:line="300" w:lineRule="auto"/>
             </w:pPr>
             <w:r>
-              <w:lastRenderedPageBreak/>
               <w:t>漏洞专用漏洞库</w:t>
             </w:r>
             <w:r>
@@ -13552,7 +13585,7 @@
               <w:wordWrap/>
               <w:spacing w:line="300" w:lineRule="auto"/>
               <w:rPr>
-                <w:rFonts w:cs="SimSun"/>
+                <w:rFonts w:cs="宋体"/>
                 <w:b/>
                 <w:bCs/>
                 <w:color w:val="008000"/>
@@ -13561,10 +13594,10 @@
             </w:pPr>
             <w:r>
               <w:rPr>
-                <w:rFonts w:ascii="SimSun" w:hAnsi="SimSun" w:cs="SimSun" w:hint="eastAsia"/>
+                <w:rFonts w:ascii="宋体" w:hAnsi="宋体" w:cs="宋体" w:hint="eastAsia"/>
                 <w:color w:val="00B050"/>
               </w:rPr>
-              <w:t xml:space="preserve">{{check_管理后台泄漏}}</w:t>
+              <w:t>{{check_管理后台泄漏}}</w:t>
             </w:r>
           </w:p>
         </w:tc>
@@ -13654,7 +13687,7 @@
               <w:wordWrap/>
               <w:spacing w:line="300" w:lineRule="auto"/>
               <w:rPr>
-                <w:rFonts w:cs="SimSun"/>
+                <w:rFonts w:cs="宋体"/>
                 <w:b/>
                 <w:bCs/>
                 <w:color w:val="008000"/>
@@ -13663,10 +13696,10 @@
             </w:pPr>
             <w:r>
               <w:rPr>
-                <w:rFonts w:ascii="SimSun" w:hAnsi="SimSun" w:cs="SimSun" w:hint="eastAsia"/>
+                <w:rFonts w:ascii="宋体" w:hAnsi="宋体" w:cs="宋体" w:hint="eastAsia"/>
                 <w:color w:val="00B050"/>
               </w:rPr>
-              <w:t xml:space="preserve">{{check_备份文件泄漏}}</w:t>
+              <w:t>{{check_备份文件泄漏}}</w:t>
             </w:r>
           </w:p>
         </w:tc>
@@ -13757,7 +13790,7 @@
               <w:wordWrap/>
               <w:spacing w:line="300" w:lineRule="auto"/>
               <w:rPr>
-                <w:rFonts w:cs="SimSun"/>
+                <w:rFonts w:cs="宋体"/>
                 <w:b/>
                 <w:bCs/>
                 <w:color w:val="008000"/>
@@ -13766,10 +13799,10 @@
             </w:pPr>
             <w:r>
               <w:rPr>
-                <w:rFonts w:ascii="SimSun" w:hAnsi="SimSun" w:cs="SimSun" w:hint="eastAsia"/>
+                <w:rFonts w:ascii="宋体" w:hAnsi="宋体" w:cs="宋体" w:hint="eastAsia"/>
                 <w:color w:val="00B050"/>
               </w:rPr>
-              <w:t xml:space="preserve">{{check_版本信息泄漏}}</w:t>
+              <w:t>{{check_版本信息泄漏}}</w:t>
             </w:r>
           </w:p>
         </w:tc>
@@ -13871,7 +13904,7 @@
               <w:wordWrap/>
               <w:spacing w:line="300" w:lineRule="auto"/>
               <w:rPr>
-                <w:rFonts w:cs="SimSun"/>
+                <w:rFonts w:cs="宋体"/>
                 <w:b/>
                 <w:bCs/>
                 <w:color w:val="008000"/>
@@ -13880,10 +13913,10 @@
             </w:pPr>
             <w:r>
               <w:rPr>
-                <w:rFonts w:ascii="SimSun" w:hAnsi="SimSun" w:cs="SimSun" w:hint="eastAsia"/>
+                <w:rFonts w:ascii="宋体" w:hAnsi="宋体" w:cs="宋体" w:hint="eastAsia"/>
                 <w:color w:val="00B050"/>
               </w:rPr>
-              <w:t xml:space="preserve">{{check_内网 IP 泄露}}</w:t>
+              <w:t>{{check_内网 IP 泄露}}</w:t>
             </w:r>
           </w:p>
         </w:tc>
@@ -13979,7 +14012,7 @@
               <w:wordWrap/>
               <w:spacing w:line="300" w:lineRule="auto"/>
               <w:rPr>
-                <w:rFonts w:cs="SimSun"/>
+                <w:rFonts w:cs="宋体"/>
                 <w:b/>
                 <w:bCs/>
                 <w:color w:val="008000"/>
@@ -13988,10 +14021,10 @@
             </w:pPr>
             <w:r>
               <w:rPr>
-                <w:rFonts w:ascii="SimSun" w:hAnsi="SimSun" w:cs="SimSun" w:hint="eastAsia"/>
+                <w:rFonts w:ascii="宋体" w:hAnsi="宋体" w:cs="宋体" w:hint="eastAsia"/>
                 <w:color w:val="00B050"/>
               </w:rPr>
-              <w:t xml:space="preserve">{{check_jQuery 版本过低}}</w:t>
+              <w:t>{{check_jQuery 版本过低}}</w:t>
             </w:r>
           </w:p>
         </w:tc>
@@ -14081,7 +14114,7 @@
               <w:wordWrap/>
               <w:spacing w:line="300" w:lineRule="auto"/>
               <w:rPr>
-                <w:rFonts w:cs="SimSun"/>
+                <w:rFonts w:cs="宋体"/>
                 <w:b/>
                 <w:bCs/>
                 <w:color w:val="008000"/>
@@ -14090,10 +14123,10 @@
             </w:pPr>
             <w:r>
               <w:rPr>
-                <w:rFonts w:ascii="SimSun" w:hAnsi="SimSun" w:cs="SimSun" w:hint="eastAsia"/>
+                <w:rFonts w:ascii="宋体" w:hAnsi="宋体" w:cs="宋体" w:hint="eastAsia"/>
                 <w:color w:val="00B050"/>
               </w:rPr>
-              <w:t xml:space="preserve">{{check_密码暴力破解风险}}</w:t>
+              <w:t>{{check_密码暴力破解风险}}</w:t>
             </w:r>
           </w:p>
         </w:tc>
@@ -14190,7 +14223,7 @@
               <w:wordWrap/>
               <w:spacing w:line="300" w:lineRule="auto"/>
               <w:rPr>
-                <w:rFonts w:cs="SimSun"/>
+                <w:rFonts w:cs="宋体"/>
                 <w:b/>
                 <w:bCs/>
                 <w:color w:val="008000"/>
@@ -14199,10 +14232,10 @@
             </w:pPr>
             <w:r>
               <w:rPr>
-                <w:rFonts w:ascii="SimSun" w:hAnsi="SimSun" w:cs="SimSun" w:hint="eastAsia"/>
+                <w:rFonts w:ascii="宋体" w:hAnsi="宋体" w:cs="宋体" w:hint="eastAsia"/>
                 <w:color w:val="00B050"/>
               </w:rPr>
-              <w:t xml:space="preserve">{{check_WEB-INF/web.xml 泄露}}</w:t>
+              <w:t>{{check_WEB-INF/web.xml 泄露}}</w:t>
             </w:r>
           </w:p>
         </w:tc>
@@ -14298,7 +14331,7 @@
               <w:wordWrap/>
               <w:spacing w:line="300" w:lineRule="auto"/>
               <w:rPr>
-                <w:rFonts w:cs="SimSun"/>
+                <w:rFonts w:cs="宋体"/>
                 <w:b/>
                 <w:bCs/>
                 <w:color w:val="008000"/>
@@ -14307,10 +14340,10 @@
             </w:pPr>
             <w:r>
               <w:rPr>
-                <w:rFonts w:ascii="SimSun" w:hAnsi="SimSun" w:cs="SimSun" w:hint="eastAsia"/>
+                <w:rFonts w:ascii="宋体" w:hAnsi="宋体" w:cs="宋体" w:hint="eastAsia"/>
                 <w:color w:val="00B050"/>
               </w:rPr>
-              <w:t xml:space="preserve">{{check_Bazaar 存储库泄露 (.bzr)}}</w:t>
+              <w:t>{{check_Bazaar 存储库泄露 (.bzr)}}</w:t>
             </w:r>
           </w:p>
         </w:tc>
@@ -14407,7 +14440,7 @@
               <w:wordWrap/>
               <w:spacing w:line="300" w:lineRule="auto"/>
               <w:rPr>
-                <w:rFonts w:cs="SimSun"/>
+                <w:rFonts w:cs="宋体"/>
                 <w:b/>
                 <w:bCs/>
                 <w:color w:val="008000"/>
@@ -14416,10 +14449,10 @@
             </w:pPr>
             <w:r>
               <w:rPr>
-                <w:rFonts w:ascii="SimSun" w:hAnsi="SimSun" w:cs="SimSun" w:hint="eastAsia"/>
+                <w:rFonts w:ascii="宋体" w:hAnsi="宋体" w:cs="宋体" w:hint="eastAsia"/>
                 <w:color w:val="00B050"/>
               </w:rPr>
-              <w:t xml:space="preserve">{{check_Snoop Servlet 信息泄露}}</w:t>
+              <w:t>{{check_Snoop Servlet 信息泄露}}</w:t>
             </w:r>
           </w:p>
         </w:tc>
@@ -14523,7 +14556,7 @@
               <w:wordWrap/>
               <w:spacing w:line="300" w:lineRule="auto"/>
               <w:rPr>
-                <w:rFonts w:cs="SimSun"/>
+                <w:rFonts w:cs="宋体"/>
                 <w:b/>
                 <w:bCs/>
                 <w:color w:val="008000"/>
@@ -14532,10 +14565,10 @@
             </w:pPr>
             <w:r>
               <w:rPr>
-                <w:rFonts w:ascii="SimSun" w:hAnsi="SimSun" w:cs="SimSun" w:hint="eastAsia"/>
+                <w:rFonts w:ascii="宋体" w:hAnsi="宋体" w:cs="宋体" w:hint="eastAsia"/>
                 <w:color w:val="00B050"/>
               </w:rPr>
-              <w:t xml:space="preserve">{{check_.DS_Store 文件泄漏}}</w:t>
+              <w:t>{{check_.DS_Store 文件泄漏}}</w:t>
             </w:r>
           </w:p>
         </w:tc>
@@ -14639,7 +14672,7 @@
               <w:wordWrap/>
               <w:spacing w:line="300" w:lineRule="auto"/>
               <w:rPr>
-                <w:rFonts w:cs="SimSun"/>
+                <w:rFonts w:cs="宋体"/>
                 <w:b/>
                 <w:bCs/>
                 <w:color w:val="008000"/>
@@ -14648,10 +14681,10 @@
             </w:pPr>
             <w:r>
               <w:rPr>
-                <w:rFonts w:ascii="SimSun" w:hAnsi="SimSun" w:cs="SimSun" w:hint="eastAsia"/>
+                <w:rFonts w:ascii="宋体" w:hAnsi="宋体" w:cs="宋体" w:hint="eastAsia"/>
                 <w:color w:val="00B050"/>
               </w:rPr>
-              <w:t xml:space="preserve">{{check_源码泄漏}}</w:t>
+              <w:t>{{check_源码泄漏}}</w:t>
             </w:r>
           </w:p>
         </w:tc>
@@ -14753,7 +14786,7 @@
               <w:wordWrap/>
               <w:spacing w:line="300" w:lineRule="auto"/>
               <w:rPr>
-                <w:rFonts w:cs="SimSun"/>
+                <w:rFonts w:cs="宋体"/>
                 <w:b/>
                 <w:bCs/>
                 <w:color w:val="008000"/>
@@ -14762,10 +14795,10 @@
             </w:pPr>
             <w:r>
               <w:rPr>
-                <w:rFonts w:ascii="SimSun" w:hAnsi="SimSun" w:cs="SimSun" w:hint="eastAsia"/>
+                <w:rFonts w:ascii="宋体" w:hAnsi="宋体" w:cs="宋体" w:hint="eastAsia"/>
                 <w:color w:val="00B050"/>
               </w:rPr>
-              <w:t xml:space="preserve">{{check_未配置 X-Frame-Options 响应头}}</w:t>
+              <w:t>{{check_未配置 X-Frame-Options 响应头}}</w:t>
             </w:r>
           </w:p>
         </w:tc>
@@ -14880,7 +14913,7 @@
               <w:wordWrap/>
               <w:spacing w:line="300" w:lineRule="auto"/>
               <w:rPr>
-                <w:rFonts w:cs="SimSun"/>
+                <w:rFonts w:cs="宋体"/>
                 <w:b/>
                 <w:bCs/>
                 <w:color w:val="008000"/>
@@ -14889,10 +14922,10 @@
             </w:pPr>
             <w:r>
               <w:rPr>
-                <w:rFonts w:ascii="SimSun" w:hAnsi="SimSun" w:cs="SimSun" w:hint="eastAsia"/>
+                <w:rFonts w:ascii="宋体" w:hAnsi="宋体" w:cs="宋体" w:hint="eastAsia"/>
                 <w:color w:val="00B050"/>
               </w:rPr>
-              <w:t xml:space="preserve">{{check_缺少CSRF保护}}</w:t>
+              <w:t>{{check_缺少CSRF保护}}</w:t>
             </w:r>
           </w:p>
         </w:tc>
@@ -14982,7 +15015,7 @@
               <w:wordWrap/>
               <w:spacing w:line="300" w:lineRule="auto"/>
               <w:rPr>
-                <w:rFonts w:cs="SimSun"/>
+                <w:rFonts w:cs="宋体"/>
                 <w:b/>
                 <w:bCs/>
                 <w:color w:val="008000"/>
@@ -14991,10 +15024,10 @@
             </w:pPr>
             <w:r>
               <w:rPr>
-                <w:rFonts w:ascii="SimSun" w:hAnsi="SimSun" w:cs="SimSun" w:hint="eastAsia"/>
+                <w:rFonts w:ascii="宋体" w:hAnsi="宋体" w:cs="宋体" w:hint="eastAsia"/>
                 <w:color w:val="00B050"/>
               </w:rPr>
-              <w:t xml:space="preserve">{{check_目录列表}}</w:t>
+              <w:t>{{check_目录列表}}</w:t>
             </w:r>
           </w:p>
         </w:tc>
@@ -15091,7 +15124,7 @@
               <w:wordWrap/>
               <w:spacing w:line="300" w:lineRule="auto"/>
               <w:rPr>
-                <w:rFonts w:cs="SimSun"/>
+                <w:rFonts w:cs="宋体"/>
                 <w:b/>
                 <w:bCs/>
                 <w:color w:val="008000"/>
@@ -15100,10 +15133,10 @@
             </w:pPr>
             <w:r>
               <w:rPr>
-                <w:rFonts w:ascii="SimSun" w:hAnsi="SimSun" w:cs="SimSun" w:hint="eastAsia"/>
+                <w:rFonts w:ascii="宋体" w:hAnsi="宋体" w:cs="宋体" w:hint="eastAsia"/>
                 <w:color w:val="00B050"/>
               </w:rPr>
-              <w:t xml:space="preserve">{{check_.idea 目录信息泄露}}</w:t>
+              <w:t>{{check_.idea 目录信息泄露}}</w:t>
             </w:r>
           </w:p>
         </w:tc>
@@ -15193,7 +15226,7 @@
               <w:wordWrap/>
               <w:spacing w:line="300" w:lineRule="auto"/>
               <w:rPr>
-                <w:rFonts w:cs="SimSun"/>
+                <w:rFonts w:cs="宋体"/>
                 <w:b/>
                 <w:bCs/>
                 <w:color w:val="008000"/>
@@ -15202,10 +15235,10 @@
             </w:pPr>
             <w:r>
               <w:rPr>
-                <w:rFonts w:ascii="SimSun" w:hAnsi="SimSun" w:cs="SimSun" w:hint="eastAsia"/>
+                <w:rFonts w:ascii="宋体" w:hAnsi="宋体" w:cs="宋体" w:hint="eastAsia"/>
                 <w:color w:val="00B050"/>
               </w:rPr>
-              <w:t xml:space="preserve">{{check_用户凭据明文传输}}</w:t>
+              <w:t>{{check_用户凭据明文传输}}</w:t>
             </w:r>
           </w:p>
         </w:tc>
@@ -15301,7 +15334,7 @@
               <w:wordWrap/>
               <w:spacing w:line="300" w:lineRule="auto"/>
               <w:rPr>
-                <w:rFonts w:cs="SimSun"/>
+                <w:rFonts w:cs="宋体"/>
                 <w:b/>
                 <w:bCs/>
                 <w:color w:val="008000"/>
@@ -15310,10 +15343,10 @@
             </w:pPr>
             <w:r>
               <w:rPr>
-                <w:rFonts w:ascii="SimSun" w:hAnsi="SimSun" w:cs="SimSun" w:hint="eastAsia"/>
+                <w:rFonts w:ascii="宋体" w:hAnsi="宋体" w:cs="宋体" w:hint="eastAsia"/>
                 <w:color w:val="00B050"/>
               </w:rPr>
-              <w:t xml:space="preserve">{{check_ASP.NET 调试模式已启用（Remote/Local Debugging / customErrors 未关闭）}}</w:t>
+              <w:t>{{check_ASP.NET 调试模式已启用（Remote/Local Debugging / customErrors 未关闭）}}</w:t>
             </w:r>
           </w:p>
         </w:tc>
@@ -15433,7 +15466,7 @@
               <w:wordWrap/>
               <w:spacing w:line="300" w:lineRule="auto"/>
               <w:rPr>
-                <w:rFonts w:cs="SimSun"/>
+                <w:rFonts w:cs="宋体"/>
                 <w:b/>
                 <w:bCs/>
                 <w:color w:val="008000"/>
@@ -15442,10 +15475,10 @@
             </w:pPr>
             <w:r>
               <w:rPr>
-                <w:rFonts w:ascii="SimSun" w:hAnsi="SimSun" w:cs="SimSun" w:hint="eastAsia"/>
+                <w:rFonts w:ascii="宋体" w:hAnsi="宋体" w:cs="宋体" w:hint="eastAsia"/>
                 <w:color w:val="00B050"/>
               </w:rPr>
-              <w:t xml:space="preserve">{{check_SSL/TLS 存在 Bar Mitzvah 攻击风险（RC4 弱点）}}</w:t>
+              <w:t>{{check_SSL/TLS 存在 Bar Mitzvah 攻击风险（RC4 弱点）}}</w:t>
             </w:r>
           </w:p>
         </w:tc>
@@ -15566,7 +15599,7 @@
               <w:wordWrap/>
               <w:spacing w:line="300" w:lineRule="auto"/>
               <w:rPr>
-                <w:rFonts w:cs="SimSun"/>
+                <w:rFonts w:cs="宋体"/>
                 <w:b/>
                 <w:bCs/>
                 <w:color w:val="008000"/>
@@ -15575,10 +15608,10 @@
             </w:pPr>
             <w:r>
               <w:rPr>
-                <w:rFonts w:ascii="SimSun" w:hAnsi="SimSun" w:cs="SimSun" w:hint="eastAsia"/>
+                <w:rFonts w:ascii="宋体" w:hAnsi="宋体" w:cs="宋体" w:hint="eastAsia"/>
                 <w:color w:val="00B050"/>
               </w:rPr>
-              <w:t xml:space="preserve">{{check_SSL/TLS 存在 FREAK 攻击风险（CVE-2015-0204）}}</w:t>
+              <w:t>{{check_SSL/TLS 存在 FREAK 攻击风险（CVE-2015-0204）}}</w:t>
             </w:r>
           </w:p>
         </w:tc>
@@ -15680,7 +15713,7 @@
               <w:wordWrap/>
               <w:spacing w:line="300" w:lineRule="auto"/>
               <w:rPr>
-                <w:rFonts w:cs="SimSun"/>
+                <w:rFonts w:cs="宋体"/>
                 <w:b/>
                 <w:bCs/>
                 <w:color w:val="008000"/>
@@ -15689,10 +15722,10 @@
             </w:pPr>
             <w:r>
               <w:rPr>
-                <w:rFonts w:ascii="SimSun" w:hAnsi="SimSun" w:cs="SimSun" w:hint="eastAsia"/>
+                <w:rFonts w:ascii="宋体" w:hAnsi="宋体" w:cs="宋体" w:hint="eastAsia"/>
                 <w:color w:val="00B050"/>
               </w:rPr>
-              <w:t xml:space="preserve">{{check_允许 HTTP OPTIONS 方法}}</w:t>
+              <w:t>{{check_允许 HTTP OPTIONS 方法}}</w:t>
             </w:r>
           </w:p>
         </w:tc>
@@ -15794,7 +15827,7 @@
               <w:wordWrap/>
               <w:spacing w:line="300" w:lineRule="auto"/>
               <w:rPr>
-                <w:rFonts w:cs="SimSun"/>
+                <w:rFonts w:cs="宋体"/>
                 <w:b/>
                 <w:bCs/>
                 <w:color w:val="008000"/>
@@ -15803,10 +15836,10 @@
             </w:pPr>
             <w:r>
               <w:rPr>
-                <w:rFonts w:ascii="SimSun" w:hAnsi="SimSun" w:cs="SimSun" w:hint="eastAsia"/>
+                <w:rFonts w:ascii="宋体" w:hAnsi="宋体" w:cs="宋体" w:hint="eastAsia"/>
                 <w:color w:val="00B050"/>
               </w:rPr>
-              <w:t xml:space="preserve">{{check_不安全的HTTP方法}}</w:t>
+              <w:t>{{check_不安全的HTTP方法}}</w:t>
             </w:r>
           </w:p>
         </w:tc>
@@ -15896,7 +15929,7 @@
               <w:wordWrap/>
               <w:spacing w:line="300" w:lineRule="auto"/>
               <w:rPr>
-                <w:rFonts w:cs="SimSun"/>
+                <w:rFonts w:cs="宋体"/>
                 <w:b/>
                 <w:bCs/>
                 <w:color w:val="008000"/>
@@ -15905,10 +15938,10 @@
             </w:pPr>
             <w:r>
               <w:rPr>
-                <w:rFonts w:ascii="SimSun" w:hAnsi="SimSun" w:cs="SimSun" w:hint="eastAsia"/>
+                <w:rFonts w:ascii="宋体" w:hAnsi="宋体" w:cs="宋体" w:hint="eastAsia"/>
                 <w:color w:val="00B050"/>
               </w:rPr>
-              <w:t xml:space="preserve">{{check_物理路径泄漏}}</w:t>
+              <w:t>{{check_物理路径泄漏}}</w:t>
             </w:r>
           </w:p>
         </w:tc>
@@ -15925,7 +15958,7 @@
         <w:t>整体而言，系统在本次渗透测试实施期间的安全风险状况为“</w:t>
       </w:r>
       <w:r>
-        <w:t xml:space="preserve">{{system_status_xml}}</w:t>
+        <w:t>{{system_status_xml}}</w:t>
       </w:r>
       <w:r>
         <w:rPr>
@@ -16075,7 +16108,15 @@
               <w:spacing w:line="300" w:lineRule="auto"/>
             </w:pPr>
             <w:r>
-              <w:t>{{title}}</w:t>
+              <w:t>{{</w:t>
+            </w:r>
+            <w:proofErr w:type="spellStart"/>
+            <w:r>
+              <w:t>customerName</w:t>
+            </w:r>
+            <w:proofErr w:type="spellEnd"/>
+            <w:r>
+              <w:t>}}</w:t>
             </w:r>
             <w:r>
               <w:rPr>
@@ -16125,10 +16166,15 @@
               <w:t>奇安信</w:t>
             </w:r>
             <w:r>
-              <w:rPr>
-                <w:rFonts w:hint="eastAsia"/>
-              </w:rPr>
-              <w:t>{{title}}</w:t>
+              <w:t>{{</w:t>
+            </w:r>
+            <w:proofErr w:type="spellStart"/>
+            <w:r>
+              <w:t>customerName</w:t>
+            </w:r>
+            <w:proofErr w:type="spellEnd"/>
+            <w:r>
+              <w:t>}}</w:t>
             </w:r>
             <w:r>
               <w:rPr>
@@ -16568,6 +16614,7 @@
               <w:rPr>
                 <w:rFonts w:hint="eastAsia"/>
               </w:rPr>
+              <w:lastRenderedPageBreak/>
               <w:t>邮政编码</w:t>
             </w:r>
           </w:p>
@@ -16751,7 +16798,6 @@
                 <w:rFonts w:ascii="Times New Roman" w:hAnsi="Times New Roman" w:hint="eastAsia"/>
                 <w:b/>
               </w:rPr>
-              <w:lastRenderedPageBreak/>
               <w:t>参与本次测试小组成员有：</w:t>
             </w:r>
             <w:r>
@@ -17609,7 +17655,6 @@
           <w:rStyle w:val="style5"/>
           <w:rFonts w:hint="eastAsia"/>
         </w:rPr>
-        <w:lastRenderedPageBreak/>
         <w:t xml:space="preserve">OWASP OWASP_Testing_Guide_v3 </w:t>
       </w:r>
     </w:p>
@@ -17658,6 +17703,7 @@
           <w:rStyle w:val="style5"/>
           <w:rFonts w:hint="eastAsia"/>
         </w:rPr>
+        <w:lastRenderedPageBreak/>
         <w:t>奇安信渗透测试最佳实践</w:t>
       </w:r>
       <w:r>
@@ -18451,7 +18497,6 @@
       <w:bookmarkStart w:id="79" w:name="_Toc15461954"/>
       <w:bookmarkStart w:id="80" w:name="_Toc15464567"/>
       <w:bookmarkStart w:id="81" w:name="_Toc171498348"/>
-      <w:bookmarkStart w:id="82" w:name="_Toc453860009"/>
       <w:r>
         <w:rPr>
           <w:rFonts w:hint="eastAsia"/>
@@ -18483,7 +18528,7 @@
         <w:wordWrap w:val="0"/>
         <w:ind w:left="91"/>
       </w:pPr>
-      <w:bookmarkStart w:id="83" w:name="_Toc171498349"/>
+      <w:bookmarkStart w:id="82" w:name="_Toc171498349"/>
       <w:r>
         <w:rPr>
           <w:rFonts w:hint="eastAsia"/>
@@ -18506,7 +18551,21 @@
         <w:rPr>
           <w:rFonts w:hint="eastAsia"/>
         </w:rPr>
-        <w:t>{{target_name}}</w:t>
+        <w:t>{{</w:t>
+      </w:r>
+      <w:proofErr w:type="spellStart"/>
+      <w:r>
+        <w:rPr>
+          <w:rFonts w:hint="eastAsia"/>
+        </w:rPr>
+        <w:t>target_name</w:t>
+      </w:r>
+      <w:proofErr w:type="spellEnd"/>
+      <w:r>
+        <w:rPr>
+          <w:rFonts w:hint="eastAsia"/>
+        </w:rPr>
+        <w:t>}}</w:t>
       </w:r>
       <w:r>
         <w:t>{{location}}</w:t>
@@ -18517,106 +18576,135 @@
         </w:rPr>
         <w:t>存在</w:t>
       </w:r>
-      <w:bookmarkEnd w:id="83"/>
+      <w:bookmarkEnd w:id="82"/>
       <w:r>
         <w:rPr>
           <w:rFonts w:hint="eastAsia"/>
         </w:rPr>
-        <w:t>{{vul_type}}</w:t>
-      </w:r>
+        <w:t>{{</w:t>
+      </w:r>
+      <w:proofErr w:type="spellStart"/>
       <w:r>
         <w:rPr>
           <w:rFonts w:hint="eastAsia"/>
         </w:rPr>
+        <w:t>vul_type</w:t>
+      </w:r>
+      <w:proofErr w:type="spellEnd"/>
+      <w:r>
+        <w:rPr>
+          <w:rFonts w:hint="eastAsia"/>
+        </w:rPr>
+        <w:t>}}</w:t>
+      </w:r>
+      <w:r>
+        <w:rPr>
+          <w:rFonts w:hint="eastAsia"/>
+        </w:rPr>
         <w:t>漏洞</w:t>
       </w:r>
       <w:r>
         <w:rPr>
           <w:rFonts w:hint="eastAsia"/>
         </w:rPr>
-        <w:t>-{{risk_level}}(+++INS</w:t>
+        <w:t>-{{</w:t>
+      </w:r>
+      <w:proofErr w:type="spellStart"/>
+      <w:r>
+        <w:rPr>
+          <w:rFonts w:hint="eastAsia"/>
+        </w:rPr>
+        <w:t>risk_level</w:t>
+      </w:r>
+      <w:proofErr w:type="spellEnd"/>
+      <w:r>
+        <w:rPr>
+          <w:rFonts w:hint="eastAsia"/>
+        </w:rPr>
+        <w:t>}}(+++INS</w:t>
       </w:r>
       <w:r>
         <w:t xml:space="preserve"> $</w:t>
       </w:r>
       <w:proofErr w:type="spellStart"/>
-      <w:proofErr w:type="gramStart"/>
-      <w:r>
-        <w:t>vuln.retest</w:t>
-      </w:r>
-      <w:proofErr w:type="gramEnd"/>
-      <w:r>
-        <w:t>_status_text</w:t>
+      <w:r>
+        <w:t>vuln.retest_status_text</w:t>
       </w:r>
       <w:proofErr w:type="spellEnd"/>
       <w:r>
-        <w:t>+++)目标名称{{$</w:t>
+        <w:t>+++)</w:t>
+      </w:r>
+      <w:r>
+        <w:t>目标名称</w:t>
+      </w:r>
+      <w:r>
+        <w:t>{{$</w:t>
       </w:r>
       <w:proofErr w:type="spellStart"/>
-      <w:proofErr w:type="gramStart"/>
-      <w:r>
-        <w:t>vuln.target</w:t>
-      </w:r>
-      <w:proofErr w:type="gramEnd"/>
-      <w:r>
-        <w:t>_name</w:t>
+      <w:r>
+        <w:t>vuln.target_name</w:t>
       </w:r>
       <w:proofErr w:type="spellEnd"/>
       <w:r>
-        <w:t>}}漏洞URL{{url}}漏洞过程+++FOR item IN $</w:t>
+        <w:t>}}</w:t>
+      </w:r>
+      <w:r>
+        <w:t>漏洞</w:t>
+      </w:r>
+      <w:r>
+        <w:t>URL{{url}}</w:t>
+      </w:r>
+      <w:r>
+        <w:t>漏洞过程</w:t>
+      </w:r>
+      <w:r>
+        <w:t>+++FOR item IN $</w:t>
       </w:r>
       <w:proofErr w:type="spellStart"/>
-      <w:proofErr w:type="gramStart"/>
-      <w:r>
-        <w:t>vuln.ordered</w:t>
-      </w:r>
-      <w:proofErr w:type="gramEnd"/>
-      <w:r>
-        <w:t>_content</w:t>
+      <w:r>
+        <w:t>vuln.ordered_content</w:t>
       </w:r>
       <w:proofErr w:type="spellEnd"/>
       <w:r>
         <w:t>+++{{?$</w:t>
       </w:r>
       <w:proofErr w:type="spellStart"/>
-      <w:proofErr w:type="gramStart"/>
       <w:r>
         <w:t>item.type</w:t>
       </w:r>
       <w:proofErr w:type="spellEnd"/>
-      <w:proofErr w:type="gramEnd"/>
       <w:r>
         <w:t xml:space="preserve"> === 'text'}}{{$</w:t>
       </w:r>
       <w:proofErr w:type="spellStart"/>
-      <w:proofErr w:type="gramStart"/>
       <w:r>
         <w:t>item.content</w:t>
       </w:r>
       <w:proofErr w:type="spellEnd"/>
-      <w:proofErr w:type="gramEnd"/>
       <w:r>
         <w:t>}}{{/}}{{?$</w:t>
       </w:r>
       <w:proofErr w:type="spellStart"/>
-      <w:proofErr w:type="gramStart"/>
       <w:r>
         <w:t>item.type</w:t>
       </w:r>
       <w:proofErr w:type="spellEnd"/>
-      <w:proofErr w:type="gramEnd"/>
       <w:r>
         <w:t xml:space="preserve"> === 'image'}}+++IMAGE $</w:t>
       </w:r>
       <w:proofErr w:type="spellStart"/>
-      <w:proofErr w:type="gramStart"/>
       <w:r>
         <w:t>item.content</w:t>
       </w:r>
       <w:proofErr w:type="spellEnd"/>
-      <w:proofErr w:type="gramEnd"/>
-      <w:r>
-        <w:t>+++{{/}}{{/item}}漏洞描述{{$</w:t>
+      <w:r>
+        <w:t>+++{{/}}{{/item}}</w:t>
+      </w:r>
+      <w:r>
+        <w:t>漏洞描述</w:t>
+      </w:r>
+      <w:r>
+        <w:t>{{$</w:t>
       </w:r>
       <w:proofErr w:type="spellStart"/>
       <w:r>
@@ -18624,7 +18712,13 @@
       </w:r>
       <w:proofErr w:type="spellEnd"/>
       <w:r>
-        <w:t>}}修复建议{{$</w:t>
+        <w:t>}}</w:t>
+      </w:r>
+      <w:r>
+        <w:t>修复建议</w:t>
+      </w:r>
+      <w:r>
+        <w:t>{{$</w:t>
       </w:r>
       <w:proofErr w:type="spellStart"/>
       <w:r>
@@ -18638,63 +18732,65 @@
         <w:rPr>
           <w:rFonts w:hint="eastAsia"/>
         </w:rPr>
-        <w:t>}}复测截图+++FOR item IN $</w:t>
+        <w:t>}}</w:t>
+      </w:r>
+      <w:r>
+        <w:rPr>
+          <w:rFonts w:hint="eastAsia"/>
+        </w:rPr>
+        <w:t>复测截图</w:t>
+      </w:r>
+      <w:r>
+        <w:rPr>
+          <w:rFonts w:hint="eastAsia"/>
+        </w:rPr>
+        <w:t>+++FOR item IN $</w:t>
       </w:r>
       <w:proofErr w:type="spellStart"/>
-      <w:proofErr w:type="gramStart"/>
-      <w:r>
-        <w:t>vuln.retest</w:t>
-      </w:r>
-      <w:proofErr w:type="gramEnd"/>
-      <w:r>
-        <w:t>_ordered_content</w:t>
+      <w:r>
+        <w:t>vuln.retest_ordered_content</w:t>
       </w:r>
       <w:proofErr w:type="spellEnd"/>
       <w:r>
         <w:t>+++{{?$</w:t>
       </w:r>
       <w:proofErr w:type="spellStart"/>
-      <w:proofErr w:type="gramStart"/>
       <w:r>
         <w:t>item.type</w:t>
       </w:r>
       <w:proofErr w:type="spellEnd"/>
-      <w:proofErr w:type="gramEnd"/>
       <w:r>
         <w:t xml:space="preserve"> === 'text'}}{{$</w:t>
       </w:r>
       <w:proofErr w:type="spellStart"/>
-      <w:proofErr w:type="gramStart"/>
       <w:r>
         <w:t>item.content</w:t>
       </w:r>
       <w:proofErr w:type="spellEnd"/>
-      <w:proofErr w:type="gramEnd"/>
       <w:r>
         <w:t>}}{{/}}{{?$</w:t>
       </w:r>
       <w:proofErr w:type="spellStart"/>
-      <w:proofErr w:type="gramStart"/>
       <w:r>
         <w:t>item.type</w:t>
       </w:r>
       <w:proofErr w:type="spellEnd"/>
-      <w:proofErr w:type="gramEnd"/>
       <w:r>
         <w:t xml:space="preserve"> === 'image'}}+++IMAGE $</w:t>
       </w:r>
       <w:proofErr w:type="spellStart"/>
-      <w:proofErr w:type="gramStart"/>
       <w:r>
         <w:t>item.content</w:t>
       </w:r>
       <w:proofErr w:type="spellEnd"/>
-      <w:proofErr w:type="gramEnd"/>
-      <w:r>
-        <w:t>+++{{/}}{{/item}}{{/vuln}}安全风险总结安全概况+++INS</w:t>
-      </w:r>
-      <w:r>
-        <w:t xml:space="preserve"> </w:t>
+      <w:r>
+        <w:t>+++{{/}}{{/item}}{{/vuln}}</w:t>
+      </w:r>
+      <w:r>
+        <w:t>安全风险总结安全概况</w:t>
+      </w:r>
+      <w:r>
+        <w:t xml:space="preserve">+++INS </w:t>
       </w:r>
       <w:r>
         <w:rPr>
@@ -18710,22 +18806,22 @@
       <w:pPr>
         <w:pStyle w:val="2"/>
       </w:pPr>
-      <w:bookmarkStart w:id="95" w:name="_Toc11859788"/>
-      <w:bookmarkStart w:id="96" w:name="_Toc394569411"/>
-      <w:bookmarkStart w:id="97" w:name="_Toc15461965"/>
-      <w:bookmarkStart w:id="98" w:name="_Toc15464578"/>
-      <w:bookmarkStart w:id="99" w:name="_Toc171498352"/>
+      <w:bookmarkStart w:id="83" w:name="_Toc11859788"/>
+      <w:bookmarkStart w:id="84" w:name="_Toc394569411"/>
+      <w:bookmarkStart w:id="85" w:name="_Toc15461965"/>
+      <w:bookmarkStart w:id="86" w:name="_Toc15464578"/>
+      <w:bookmarkStart w:id="87" w:name="_Toc171498352"/>
       <w:r>
         <w:rPr>
           <w:rFonts w:hint="eastAsia"/>
         </w:rPr>
         <w:t>安全管理方面</w:t>
       </w:r>
-      <w:bookmarkEnd w:id="95"/>
-      <w:bookmarkEnd w:id="96"/>
-      <w:bookmarkEnd w:id="97"/>
-      <w:bookmarkEnd w:id="98"/>
-      <w:bookmarkEnd w:id="99"/>
+      <w:bookmarkEnd w:id="83"/>
+      <w:bookmarkEnd w:id="84"/>
+      <w:bookmarkEnd w:id="85"/>
+      <w:bookmarkEnd w:id="86"/>
+      <w:bookmarkEnd w:id="87"/>
     </w:p>
     <w:p>
       <w:pPr>
@@ -18779,11 +18875,11 @@
       <w:pPr>
         <w:pStyle w:val="2"/>
       </w:pPr>
-      <w:bookmarkStart w:id="100" w:name="_Toc394569412"/>
-      <w:bookmarkStart w:id="101" w:name="_Toc15461966"/>
-      <w:bookmarkStart w:id="102" w:name="_Toc15464579"/>
-      <w:bookmarkStart w:id="103" w:name="_Toc11859789"/>
-      <w:bookmarkStart w:id="104" w:name="_Toc171498353"/>
+      <w:bookmarkStart w:id="88" w:name="_Toc394569412"/>
+      <w:bookmarkStart w:id="89" w:name="_Toc15461966"/>
+      <w:bookmarkStart w:id="90" w:name="_Toc15464579"/>
+      <w:bookmarkStart w:id="91" w:name="_Toc11859789"/>
+      <w:bookmarkStart w:id="92" w:name="_Toc171498353"/>
       <w:r>
         <w:rPr>
           <w:rFonts w:hint="eastAsia"/>
@@ -18791,11 +18887,11 @@
         <w:lastRenderedPageBreak/>
         <w:t>安全技术方面</w:t>
       </w:r>
-      <w:bookmarkEnd w:id="100"/>
-      <w:bookmarkEnd w:id="101"/>
-      <w:bookmarkEnd w:id="102"/>
-      <w:bookmarkEnd w:id="103"/>
-      <w:bookmarkEnd w:id="104"/>
+      <w:bookmarkEnd w:id="88"/>
+      <w:bookmarkEnd w:id="89"/>
+      <w:bookmarkEnd w:id="90"/>
+      <w:bookmarkEnd w:id="91"/>
+      <w:bookmarkEnd w:id="92"/>
     </w:p>
     <w:p>
       <w:pPr>
@@ -18864,20 +18960,20 @@
       <w:pPr>
         <w:pStyle w:val="2"/>
       </w:pPr>
-      <w:bookmarkStart w:id="105" w:name="_Toc15464580"/>
-      <w:bookmarkStart w:id="106" w:name="_Toc15461967"/>
-      <w:bookmarkStart w:id="107" w:name="_Toc11859790"/>
-      <w:bookmarkStart w:id="108" w:name="_Toc171498354"/>
+      <w:bookmarkStart w:id="93" w:name="_Toc15464580"/>
+      <w:bookmarkStart w:id="94" w:name="_Toc15461967"/>
+      <w:bookmarkStart w:id="95" w:name="_Toc11859790"/>
+      <w:bookmarkStart w:id="96" w:name="_Toc171498354"/>
       <w:r>
         <w:rPr>
           <w:rFonts w:hint="eastAsia"/>
         </w:rPr>
         <w:t>开发过程管理</w:t>
       </w:r>
-      <w:bookmarkEnd w:id="105"/>
-      <w:bookmarkEnd w:id="106"/>
-      <w:bookmarkEnd w:id="107"/>
-      <w:bookmarkEnd w:id="108"/>
+      <w:bookmarkEnd w:id="93"/>
+      <w:bookmarkEnd w:id="94"/>
+      <w:bookmarkEnd w:id="95"/>
+      <w:bookmarkEnd w:id="96"/>
     </w:p>
     <w:p>
       <w:pPr>
@@ -18993,10 +19089,10 @@
         <w:pStyle w:val="a1"/>
         <w:wordWrap/>
       </w:pPr>
-      <w:bookmarkStart w:id="109" w:name="_Toc15461968"/>
-      <w:bookmarkStart w:id="110" w:name="_Toc11859791"/>
-      <w:bookmarkStart w:id="111" w:name="_Toc15464581"/>
-      <w:bookmarkStart w:id="112" w:name="_Toc171498355"/>
+      <w:bookmarkStart w:id="97" w:name="_Toc15461968"/>
+      <w:bookmarkStart w:id="98" w:name="_Toc11859791"/>
+      <w:bookmarkStart w:id="99" w:name="_Toc15464581"/>
+      <w:bookmarkStart w:id="100" w:name="_Toc171498355"/>
       <w:r>
         <w:rPr>
           <w:rFonts w:hint="eastAsia"/>
@@ -19162,10 +19258,10 @@
       <w:r>
         <w:t>架构设计基本原则</w:t>
       </w:r>
-      <w:bookmarkEnd w:id="109"/>
-      <w:bookmarkEnd w:id="110"/>
-      <w:bookmarkEnd w:id="111"/>
-      <w:bookmarkEnd w:id="112"/>
+      <w:bookmarkEnd w:id="97"/>
+      <w:bookmarkEnd w:id="98"/>
+      <w:bookmarkEnd w:id="99"/>
+      <w:bookmarkEnd w:id="100"/>
     </w:p>
     <w:p>
       <w:pPr>
@@ -19609,15 +19705,7 @@
               <w:t>Least</w:t>
             </w:r>
             <w:r>
-              <w:t xml:space="preserve"> </w:t>
-            </w:r>
-            <w:proofErr w:type="gramStart"/>
-            <w:r>
-              <w:t>Third Party</w:t>
-            </w:r>
-            <w:proofErr w:type="gramEnd"/>
-            <w:r>
-              <w:t xml:space="preserve"> Components </w:t>
+              <w:t xml:space="preserve"> Third Party Components </w:t>
             </w:r>
           </w:p>
         </w:tc>
@@ -20313,12 +20401,12 @@
           <w:rFonts w:ascii="Times New Roman" w:hAnsi="Times New Roman"/>
         </w:rPr>
       </w:pPr>
-      <w:bookmarkStart w:id="113" w:name="_Toc11859792"/>
-      <w:bookmarkStart w:id="114" w:name="_Toc15461969"/>
-      <w:bookmarkStart w:id="115" w:name="_Toc15464582"/>
-      <w:bookmarkStart w:id="116" w:name="_Toc171498356"/>
-      <w:bookmarkStart w:id="117" w:name="_Toc411010723"/>
-      <w:bookmarkStart w:id="118" w:name="_Toc394569414"/>
+      <w:bookmarkStart w:id="101" w:name="_Toc11859792"/>
+      <w:bookmarkStart w:id="102" w:name="_Toc15461969"/>
+      <w:bookmarkStart w:id="103" w:name="_Toc15464582"/>
+      <w:bookmarkStart w:id="104" w:name="_Toc171498356"/>
+      <w:bookmarkStart w:id="105" w:name="_Toc411010723"/>
+      <w:bookmarkStart w:id="106" w:name="_Toc394569414"/>
       <w:r>
         <w:rPr>
           <w:rFonts w:ascii="Times New Roman" w:hAnsi="Times New Roman" w:hint="eastAsia"/>
@@ -20326,10 +20414,10 @@
         <w:lastRenderedPageBreak/>
         <w:t>安全风险状况等级说明</w:t>
       </w:r>
-      <w:bookmarkEnd w:id="113"/>
-      <w:bookmarkEnd w:id="114"/>
-      <w:bookmarkEnd w:id="115"/>
-      <w:bookmarkEnd w:id="116"/>
+      <w:bookmarkEnd w:id="101"/>
+      <w:bookmarkEnd w:id="102"/>
+      <w:bookmarkEnd w:id="103"/>
+      <w:bookmarkEnd w:id="104"/>
     </w:p>
     <w:tbl>
       <w:tblPr>
@@ -20405,7 +20493,7 @@
               <w:pStyle w:val="-1"/>
               <w:wordWrap/>
               <w:rPr>
-                <w:rFonts w:cs="SimSun"/>
+                <w:rFonts w:cs="宋体"/>
               </w:rPr>
             </w:pPr>
             <w:r>
@@ -20643,22 +20731,22 @@
           <w:rFonts w:ascii="Times New Roman" w:hAnsi="Times New Roman"/>
         </w:rPr>
       </w:pPr>
-      <w:bookmarkStart w:id="119" w:name="_Toc15464583"/>
-      <w:bookmarkStart w:id="120" w:name="_Toc15461970"/>
-      <w:bookmarkStart w:id="121" w:name="_Toc11859793"/>
-      <w:bookmarkStart w:id="122" w:name="_Toc171498357"/>
+      <w:bookmarkStart w:id="107" w:name="_Toc15464583"/>
+      <w:bookmarkStart w:id="108" w:name="_Toc15461970"/>
+      <w:bookmarkStart w:id="109" w:name="_Toc11859793"/>
+      <w:bookmarkStart w:id="110" w:name="_Toc171498357"/>
       <w:r>
         <w:rPr>
           <w:rFonts w:ascii="Times New Roman" w:hAnsi="Times New Roman" w:hint="eastAsia"/>
         </w:rPr>
         <w:t>漏洞等级状况说明</w:t>
       </w:r>
-      <w:bookmarkEnd w:id="117"/>
-      <w:bookmarkEnd w:id="118"/>
-      <w:bookmarkEnd w:id="119"/>
-      <w:bookmarkEnd w:id="120"/>
-      <w:bookmarkEnd w:id="121"/>
-      <w:bookmarkEnd w:id="122"/>
+      <w:bookmarkEnd w:id="105"/>
+      <w:bookmarkEnd w:id="106"/>
+      <w:bookmarkEnd w:id="107"/>
+      <w:bookmarkEnd w:id="108"/>
+      <w:bookmarkEnd w:id="109"/>
+      <w:bookmarkEnd w:id="110"/>
     </w:p>
     <w:tbl>
       <w:tblPr>
@@ -20791,7 +20879,7 @@
             <w:pPr>
               <w:pStyle w:val="-2"/>
               <w:rPr>
-                <w:rFonts w:ascii="Times New Roman" w:hAnsi="Times New Roman" w:cs="SimSun"/>
+                <w:rFonts w:ascii="Times New Roman" w:hAnsi="Times New Roman" w:cs="宋体"/>
                 <w:color w:val="FF6600"/>
               </w:rPr>
             </w:pPr>
@@ -20851,7 +20939,7 @@
             <w:pPr>
               <w:pStyle w:val="-2"/>
               <w:rPr>
-                <w:rFonts w:ascii="Times New Roman" w:hAnsi="Times New Roman" w:cs="SimSun"/>
+                <w:rFonts w:ascii="Times New Roman" w:hAnsi="Times New Roman" w:cs="宋体"/>
                 <w:color w:val="FF0000"/>
               </w:rPr>
             </w:pPr>
@@ -21358,7 +21446,7 @@
         <w:noProof/>
         <w:color w:val="808080" w:themeColor="background1" w:themeShade="80"/>
       </w:rPr>
-      <w:t>27</w:t>
+      <w:t>16</w:t>
     </w:r>
     <w:r>
       <w:rPr>
@@ -21436,7 +21524,7 @@
       </w:pBdr>
       <w:jc w:val="right"/>
       <w:rPr>
-        <w:rFonts w:ascii="Microsoft YaHei" w:eastAsia="Microsoft YaHei" w:hAnsi="Microsoft YaHei" w:cs="SimSun"/>
+        <w:rFonts w:ascii="微软雅黑" w:eastAsia="微软雅黑" w:hAnsi="微软雅黑" w:cs="宋体"/>
         <w:sz w:val="15"/>
         <w:szCs w:val="15"/>
       </w:rPr>
@@ -22192,7 +22280,7 @@
   <w:docDefaults>
     <w:rPrDefault>
       <w:rPr>
-        <w:rFonts w:ascii="Times New Roman" w:eastAsia="SimSun" w:hAnsi="Times New Roman" w:cs="Times New Roman"/>
+        <w:rFonts w:ascii="Times New Roman" w:eastAsia="宋体" w:hAnsi="Times New Roman" w:cs="Times New Roman"/>
         <w:lang w:val="en-US" w:eastAsia="zh-CN" w:bidi="ar-SA"/>
       </w:rPr>
     </w:rPrDefault>
@@ -22723,7 +22811,6 @@
   <w:style w:type="character" w:default="1" w:styleId="DefaultParagraphFont">
     <w:name w:val="Default Paragraph Font"/>
     <w:uiPriority w:val="1"/>
-    <w:semiHidden/>
     <w:unhideWhenUsed/>
   </w:style>
   <w:style w:type="table" w:default="1" w:styleId="TableNormal">
@@ -22987,7 +23074,7 @@
     <w:uiPriority w:val="99"/>
     <w:qFormat/>
     <w:rPr>
-      <w:rFonts w:ascii="Times New Roman" w:eastAsia="SimSun" w:hAnsi="Times New Roman"/>
+      <w:rFonts w:ascii="Times New Roman" w:eastAsia="宋体" w:hAnsi="Times New Roman"/>
       <w:color w:val="0000FF"/>
       <w:u w:val="single"/>
     </w:rPr>
@@ -23065,7 +23152,7 @@
       <w:spacing w:before="360" w:after="360" w:line="360" w:lineRule="auto"/>
     </w:pPr>
     <w:rPr>
-      <w:rFonts w:eastAsia="SimHei"/>
+      <w:rFonts w:eastAsia="黑体"/>
     </w:rPr>
   </w:style>
   <w:style w:type="paragraph" w:customStyle="1" w:styleId="2">
@@ -23083,7 +23170,7 @@
       <w:ind w:left="794"/>
     </w:pPr>
     <w:rPr>
-      <w:rFonts w:ascii="Times New Roman" w:eastAsia="SimHei" w:hAnsi="Times New Roman" w:cs="Times New Roman"/>
+      <w:rFonts w:ascii="Times New Roman" w:eastAsia="黑体" w:hAnsi="Times New Roman" w:cs="Times New Roman"/>
       <w:bCs w:val="0"/>
     </w:rPr>
   </w:style>
@@ -23104,7 +23191,7 @@
       <w:spacing w:before="240" w:after="240" w:line="300" w:lineRule="auto"/>
     </w:pPr>
     <w:rPr>
-      <w:rFonts w:eastAsia="SimHei"/>
+      <w:rFonts w:eastAsia="黑体"/>
       <w:bCs w:val="0"/>
       <w:sz w:val="30"/>
       <w:szCs w:val="30"/>
@@ -23121,7 +23208,7 @@
       <w:jc w:val="center"/>
     </w:pPr>
     <w:rPr>
-      <w:rFonts w:eastAsia="SimHei"/>
+      <w:rFonts w:eastAsia="黑体"/>
       <w:b/>
       <w:sz w:val="44"/>
     </w:rPr>
@@ -23139,7 +23226,7 @@
       <w:spacing w:before="240" w:after="120" w:line="300" w:lineRule="auto"/>
     </w:pPr>
     <w:rPr>
-      <w:rFonts w:ascii="Times New Roman" w:eastAsia="SimHei" w:hAnsi="Times New Roman" w:cs="Times New Roman"/>
+      <w:rFonts w:ascii="Times New Roman" w:eastAsia="黑体" w:hAnsi="Times New Roman" w:cs="Times New Roman"/>
       <w:bCs w:val="0"/>
     </w:rPr>
   </w:style>
@@ -23162,7 +23249,7 @@
     <w:next w:val="a6"/>
     <w:qFormat/>
     <w:rPr>
-      <w:rFonts w:eastAsia="SimHei"/>
+      <w:rFonts w:eastAsia="黑体"/>
       <w:b/>
       <w:sz w:val="36"/>
       <w:szCs w:val="36"/>
@@ -23181,7 +23268,7 @@
       <w:spacing w:line="300" w:lineRule="auto"/>
     </w:pPr>
     <w:rPr>
-      <w:rFonts w:eastAsia="SimHei"/>
+      <w:rFonts w:eastAsia="黑体"/>
       <w:sz w:val="24"/>
     </w:rPr>
   </w:style>
@@ -23202,7 +23289,7 @@
       <w:outlineLvl w:val="5"/>
     </w:pPr>
     <w:rPr>
-      <w:rFonts w:eastAsia="SimHei"/>
+      <w:rFonts w:eastAsia="黑体"/>
       <w:b/>
       <w:szCs w:val="24"/>
     </w:rPr>
@@ -23274,7 +23361,7 @@
       <w:jc w:val="center"/>
     </w:pPr>
     <w:rPr>
-      <w:rFonts w:eastAsia="SimHei"/>
+      <w:rFonts w:eastAsia="黑体"/>
       <w:b/>
       <w:sz w:val="28"/>
       <w:szCs w:val="28"/>
@@ -23290,7 +23377,7 @@
       <w:outlineLvl w:val="9"/>
     </w:pPr>
     <w:rPr>
-      <w:rFonts w:ascii="Times New Roman" w:eastAsia="SimSun" w:hAnsi="Times New Roman" w:cs="Arial"/>
+      <w:rFonts w:ascii="Times New Roman" w:eastAsia="宋体" w:hAnsi="Times New Roman" w:cs="Arial"/>
       <w:sz w:val="52"/>
     </w:rPr>
   </w:style>
@@ -23316,7 +23403,7 @@
     <w:qFormat/>
     <w:locked/>
     <w:rPr>
-      <w:rFonts w:ascii="Times New Roman" w:eastAsia="SimSun" w:hAnsi="Times New Roman" w:cs="Times New Roman"/>
+      <w:rFonts w:ascii="Times New Roman" w:eastAsia="宋体" w:hAnsi="Times New Roman" w:cs="Times New Roman"/>
       <w:kern w:val="0"/>
     </w:rPr>
   </w:style>
@@ -23327,7 +23414,7 @@
     <w:uiPriority w:val="9"/>
     <w:qFormat/>
     <w:rPr>
-      <w:rFonts w:ascii="Arial" w:eastAsia="SimSun" w:hAnsi="Arial" w:cs="Times New Roman"/>
+      <w:rFonts w:ascii="Arial" w:eastAsia="宋体" w:hAnsi="Arial" w:cs="Times New Roman"/>
       <w:b/>
       <w:bCs/>
       <w:kern w:val="44"/>
@@ -23359,7 +23446,7 @@
     <w:semiHidden/>
     <w:qFormat/>
     <w:rPr>
-      <w:rFonts w:ascii="Arial" w:eastAsia="SimSun" w:hAnsi="Arial" w:cs="Times New Roman"/>
+      <w:rFonts w:ascii="Arial" w:eastAsia="宋体" w:hAnsi="Arial" w:cs="Times New Roman"/>
       <w:b/>
       <w:bCs/>
       <w:kern w:val="0"/>
@@ -23425,7 +23512,7 @@
     <w:link w:val="ae"/>
     <w:qFormat/>
     <w:rPr>
-      <w:rFonts w:ascii="Times New Roman" w:eastAsia="SimSun" w:hAnsi="Times New Roman" w:cs="Times New Roman"/>
+      <w:rFonts w:ascii="Times New Roman" w:eastAsia="宋体" w:hAnsi="Times New Roman" w:cs="Times New Roman"/>
       <w:b/>
       <w:kern w:val="0"/>
       <w:szCs w:val="21"/>
@@ -23450,7 +23537,7 @@
       <w:spacing w:before="0" w:after="0" w:line="300" w:lineRule="auto"/>
     </w:pPr>
     <w:rPr>
-      <w:rFonts w:ascii="Times New Roman" w:eastAsia="SimSun" w:hAnsi="Times New Roman" w:cs="Arial"/>
+      <w:rFonts w:ascii="Times New Roman" w:eastAsia="宋体" w:hAnsi="Times New Roman" w:cs="Arial"/>
       <w:bCs w:val="0"/>
       <w:sz w:val="52"/>
     </w:rPr>
@@ -23475,7 +23562,7 @@
     <w:name w:val="文本字符强调（奇安信）"/>
     <w:qFormat/>
     <w:rPr>
-      <w:rFonts w:ascii="Times New Roman" w:eastAsia="SimSun" w:hAnsi="Times New Roman"/>
+      <w:rFonts w:ascii="Times New Roman" w:eastAsia="宋体" w:hAnsi="Times New Roman"/>
       <w:b/>
       <w:color w:val="auto"/>
       <w:sz w:val="21"/>
@@ -23519,7 +23606,7 @@
       <w:outlineLvl w:val="0"/>
     </w:pPr>
     <w:rPr>
-      <w:rFonts w:eastAsia="SimHei" w:cs="Times New Roman"/>
+      <w:rFonts w:eastAsia="黑体" w:cs="Times New Roman"/>
       <w:b/>
       <w:sz w:val="44"/>
       <w:szCs w:val="24"/>
@@ -23583,7 +23670,7 @@
       <w:spacing w:after="120" w:line="360" w:lineRule="auto"/>
     </w:pPr>
     <w:rPr>
-      <w:rFonts w:ascii="Times New Roman" w:eastAsia="SimHei" w:hAnsi="Times New Roman" w:cs="Times New Roman"/>
+      <w:rFonts w:ascii="Times New Roman" w:eastAsia="黑体" w:hAnsi="Times New Roman" w:cs="Times New Roman"/>
       <w:bCs w:val="0"/>
     </w:rPr>
   </w:style>
@@ -23619,7 +23706,7 @@
     <w:semiHidden/>
     <w:qFormat/>
     <w:rPr>
-      <w:rFonts w:ascii="Arial" w:eastAsia="SimSun" w:hAnsi="Arial" w:cs="Times New Roman"/>
+      <w:rFonts w:ascii="Arial" w:eastAsia="宋体" w:hAnsi="Arial" w:cs="Times New Roman"/>
       <w:kern w:val="0"/>
       <w:sz w:val="18"/>
       <w:szCs w:val="18"/>
@@ -23655,7 +23742,7 @@
     <w:next w:val="a6"/>
     <w:qFormat/>
     <w:rPr>
-      <w:rFonts w:eastAsia="SimHei"/>
+      <w:rFonts w:eastAsia="黑体"/>
       <w:b/>
       <w:sz w:val="36"/>
       <w:szCs w:val="36"/>
@@ -23687,7 +23774,7 @@
     <w:link w:val="af8"/>
     <w:qFormat/>
     <w:rPr>
-      <w:rFonts w:ascii="Times New Roman" w:eastAsia="SimSun" w:hAnsi="Times New Roman"/>
+      <w:rFonts w:ascii="Times New Roman" w:eastAsia="宋体" w:hAnsi="Times New Roman"/>
     </w:rPr>
   </w:style>
   <w:style w:type="character" w:customStyle="1" w:styleId="Heading6Char">
@@ -23757,7 +23844,7 @@
       <w:jc w:val="center"/>
     </w:pPr>
     <w:rPr>
-      <w:rFonts w:cs="SimSun"/>
+      <w:rFonts w:cs="宋体"/>
       <w:szCs w:val="20"/>
     </w:rPr>
   </w:style>
@@ -23787,7 +23874,7 @@
         <w:jc w:val="center"/>
       </w:pPr>
       <w:rPr>
-        <w:rFonts w:ascii="Arial" w:eastAsia="SimSun" w:hAnsi="Arial"/>
+        <w:rFonts w:ascii="Arial" w:eastAsia="宋体" w:hAnsi="Arial"/>
         <w:b/>
         <w:i w:val="0"/>
       </w:rPr>
@@ -23840,7 +23927,7 @@
         <w:jc w:val="left"/>
       </w:pPr>
       <w:rPr>
-        <w:rFonts w:ascii="Arial" w:eastAsia="SimSun" w:hAnsi="Arial"/>
+        <w:rFonts w:ascii="Arial" w:eastAsia="宋体" w:hAnsi="Arial"/>
         <w:b w:val="0"/>
         <w:i w:val="0"/>
       </w:rPr>
@@ -23882,7 +23969,7 @@
         <w:jc w:val="center"/>
       </w:pPr>
       <w:rPr>
-        <w:rFonts w:ascii="Arial" w:eastAsia="SimSun" w:hAnsi="Arial"/>
+        <w:rFonts w:ascii="Arial" w:eastAsia="宋体" w:hAnsi="Arial"/>
         <w:b/>
         <w:i w:val="0"/>
       </w:rPr>
@@ -23904,7 +23991,7 @@
     </w:tblStylePr>
     <w:tblStylePr w:type="firstCol">
       <w:rPr>
-        <w:rFonts w:ascii="Arial" w:eastAsia="SimSun" w:hAnsi="Arial"/>
+        <w:rFonts w:ascii="Arial" w:eastAsia="宋体" w:hAnsi="Arial"/>
         <w:b w:val="0"/>
         <w:i w:val="0"/>
         <w:sz w:val="21"/>
@@ -23968,7 +24055,7 @@
     <w:semiHidden/>
     <w:qFormat/>
     <w:rPr>
-      <w:rFonts w:ascii="Times New Roman" w:eastAsia="SimSun" w:hAnsi="Times New Roman"/>
+      <w:rFonts w:ascii="Times New Roman" w:eastAsia="宋体" w:hAnsi="Times New Roman"/>
       <w:b/>
       <w:bCs/>
       <w:sz w:val="28"/>
@@ -24052,7 +24139,7 @@
       <w:ind w:left="907" w:hanging="907"/>
     </w:pPr>
     <w:rPr>
-      <w:rFonts w:ascii="SimHei" w:hAnsi="SimHei"/>
+      <w:rFonts w:ascii="黑体" w:hAnsi="黑体"/>
     </w:rPr>
   </w:style>
   <w:style w:type="paragraph" w:customStyle="1" w:styleId="14">
@@ -24072,7 +24159,7 @@
     <w:link w:val="a6"/>
     <w:qFormat/>
     <w:rPr>
-      <w:rFonts w:ascii="Times New Roman" w:eastAsia="SimSun" w:hAnsi="Times New Roman" w:cs="Times New Roman"/>
+      <w:rFonts w:ascii="Times New Roman" w:eastAsia="宋体" w:hAnsi="Times New Roman" w:cs="Times New Roman"/>
       <w:kern w:val="0"/>
     </w:rPr>
   </w:style>
@@ -24082,7 +24169,7 @@
     <w:link w:val="14"/>
     <w:qFormat/>
     <w:rPr>
-      <w:rFonts w:ascii="Times New Roman" w:eastAsia="SimSun" w:hAnsi="Times New Roman" w:cs="Times New Roman"/>
+      <w:rFonts w:ascii="Times New Roman" w:eastAsia="宋体" w:hAnsi="Times New Roman" w:cs="Times New Roman"/>
       <w:kern w:val="0"/>
     </w:rPr>
   </w:style>
@@ -24094,7 +24181,7 @@
     <w:semiHidden/>
     <w:qFormat/>
     <w:rPr>
-      <w:rFonts w:ascii="Times New Roman" w:eastAsia="SimSun" w:hAnsi="Times New Roman"/>
+      <w:rFonts w:ascii="Times New Roman" w:eastAsia="宋体" w:hAnsi="Times New Roman"/>
     </w:rPr>
   </w:style>
   <w:style w:type="character" w:customStyle="1" w:styleId="BodyTextFirstIndentChar">
@@ -24104,7 +24191,7 @@
     <w:semiHidden/>
     <w:qFormat/>
     <w:rPr>
-      <w:rFonts w:ascii="Arial" w:eastAsia="SimSun" w:hAnsi="Arial" w:cs="Times New Roman"/>
+      <w:rFonts w:ascii="Arial" w:eastAsia="宋体" w:hAnsi="Arial" w:cs="Times New Roman"/>
       <w:kern w:val="0"/>
       <w:sz w:val="24"/>
     </w:rPr>
